--- a/交付成果/第三轮修订版/第三轮4周版/读书会03_四护卫禅实修_4周资料包（第三版修订）/Word版/第3周_不净观——三十二身分与修习层次_学员版.docx
+++ b/交付成果/第三轮修订版/第三轮4周版/读书会03_四护卫禅实修_4周资料包（第三版修订）/Word版/第3周_不净观——三十二身分与修习层次_学员版.docx
@@ -888,7 +888,7 @@
                 <w:color w:val="333333"/>
                 <w:sz w:val="22"/>
               </w:rPr>
-              <w:t>27)泪 assu　28)油膏 vasa　29)唾液 khelo　30)涕 sivghanikā　31)关节滑液 lasikā　32)尿 muttaṁ</w:t>
+              <w:t>27)泪 assu　28)油膏 vasā　29)唾液 kheḷo　30)涕 siṅghāṇikā　31)关节滑液 lasikā　32)尿 muttaṁ</w:t>
             </w:r>
           </w:p>
         </w:tc>
@@ -2893,7 +2893,7 @@
                 <w:color w:val="333333"/>
                 <w:sz w:val="22"/>
               </w:rPr>
-              <w:t>[00:17:55] 眼泪，就是眼球里面的眼泪。或者在广场里遇到人的时候，你就可以尝试这样的练习：所有的众生都是一堆三十二身分，没有可爱的你我、男人女人。好，我们轻轻地回到心里面。（注：其后"鼓励一下先"一句转写破碎，略。）</w:t>
+              <w:t>[00:17:55] 眼泪，就是眼球里面的眼泪。或者在广场里遇到人的时候，你就可以尝试这样的练习：所有的众生都是一堆三十二身分，没有可爱的你我、男人女人。好，我们轻轻地回到心里面。鼓励一下（我们的心）先。</w:t>
             </w:r>
           </w:p>
         </w:tc>
@@ -6735,7 +6735,7 @@
                 <w:color w:val="333333"/>
                 <w:sz w:val="22"/>
               </w:rPr>
-              <w:t>[00:15:50] 胆汁呢，是在我们肝脏的后方，就右边的肝脏的下方。一般如果是要做胆囊切除的人，他不是从前面开进去，他是从背后的肋骨（之间）进去的啊。胆汁呢，是参与消化用的。如果你可以观察：早上刚醒过来还没有吃饭的时候呢，胆汁的颜色就比较黄啊、比较浓；吃了饭以后你再观察呢，胆汁就会变得比较绿啊、比较清（注：转写"轻"）一点啊。当然如果你可以观察，伸到里面可以看到你的胆囊里面有没有（注：转写至此转写破碎，据语境整理）——</w:t>
+              <w:t>[00:15:50] 胆汁呢，是在我们肝脏的后方，就右边的肝脏的下方。一般如果是要做胆囊切除的人，他不是从前面开进去，他是从背后的肋骨（之间）进去的啊。胆汁呢，是参与消化用的。如果你可以观察：早上刚醒过来还没有吃饭的时候呢，胆汁的颜色就比较黄啊、比较浓；吃了饭以后你再观察呢，胆汁就会变得比较绿啊、比较清（注：转写"轻"）一点啊。当然如果你可以观察，伸到里面可以看到你的胆囊里面有没有结石啊（据源转写核准补足；原注"转写破碎"不确）——</w:t>
             </w:r>
           </w:p>
         </w:tc>
@@ -6927,7 +6927,7 @@
                 <w:color w:val="333333"/>
                 <w:sz w:val="22"/>
               </w:rPr>
-              <w:t>[00:18:50] （汗呢，）就大家都很熟悉啊，毛孔渗透出来的水了啊。有些人有汗臭啊，有些人呢不会那么臭啊，跟他的这个时节生色（注：转写"新陈色法"）有关，也跟他的内分泌有关啊。在人体的往外流的体液里面呢，有两种体液是（明显）有时节生色（注：转写"新生色法"）的：一个是眼泪，一个是汗。</w:t>
+              <w:t>[00:18:50] （汗呢，）就大家都很熟悉啊，毛孔渗透出来的水了啊。有些人有汗臭啊，有些人呢不会那么臭啊，跟他的这个心生色法（转写"新陈色法"）有关，也跟他的内分泌有关啊。在人体的往外流的体液里面呢，有两种体液是（明显）有新生色法（即心生色法）的：一个是眼泪，一个是汗。</w:t>
             </w:r>
           </w:p>
         </w:tc>
@@ -7023,7 +7023,7 @@
                 <w:color w:val="333333"/>
                 <w:sz w:val="22"/>
               </w:rPr>
-              <w:t>[00:20:44] 最后一组呢，就是眼泪啊、油膏、唾液、鼻涕、关节滑液、尿（注：末二字转写"分泌"，按序列校为"尿"）。这个油膏呢——vasa（注：转写"瓦沙"）呢——就是我们指什么呢？就是从皮肤渗出来那个油啊。虽然也是脂肪，但是佛陀把它单独列出来了啊。很多人就是身上搓一搓，搓出一团黑黑的东西来，那个是油膏。</w:t>
+              <w:t>[00:20:44] 最后一组呢，就是眼泪啊、油膏、唾液、鼻涕、关节滑液、尿（注：末二字转写"分泌"，按序列校为"尿"）。这个油膏呢——vasā（注：转写"瓦沙"）呢——就是我们指什么呢？就是从皮肤渗出来那个油啊。虽然也是脂肪，但是佛陀把它单独列出来了啊。很多人就是身上搓一搓，搓出一团黑黑的东西来，那个是油膏。</w:t>
             </w:r>
           </w:p>
         </w:tc>
@@ -7202,7 +7202,7 @@
                 <w:color w:val="333333"/>
                 <w:sz w:val="22"/>
               </w:rPr>
-              <w:t>[00:22:27] 关节滑液：所有的关节都有关节滑液啊，它是黄色的啊。大致的经典里讲说像"伽罗迦尼伽罗"（注：树脂名转写不清）树脂的颜色啊，蔫蔫的、淡黄色的这种啊。它是关节之间起隔离和润滑作用的啊。我们年纪大了，身体一动就咔咔响，那就是关节滑液减少的缘故啊——而不是说身体好像嘎嘎响就很通畅，不是的。所以小孩子不会嘎嘎响，年纪大了就会嘎嘎响，就是关节（滑）液也少了啊。</w:t>
+              <w:t>[00:22:27] 关节滑液：所有的关节都有关节滑液啊，它是黄色的啊。大致的经典里讲说像"迦尼迦罗（kaṇikāra）"树汁的颜色啊，蔫蔫的、淡黄色的这种啊。它是关节之间起隔离和润滑作用的啊。我们年纪大了，身体一动就咔咔响，那就是关节滑液减少的缘故啊——而不是说身体好像嘎嘎响就很通畅，不是的。所以小孩子不会嘎嘎响，年纪大了就会嘎嘎响，就是关节（滑）液也少了啊。</w:t>
             </w:r>
           </w:p>
         </w:tc>
@@ -8484,7 +8484,7 @@
                 <w:color w:val="333333"/>
                 <w:sz w:val="22"/>
               </w:rPr>
-              <w:t>[00:16:16] 对于（心）散乱（注：转写"外面很多"，据语境整理）的人，一开始呢，就用这种很多所缘的（收摄）来练习三十二身分啊，和佛随念（忆塔）（注：转写"锤炼践塔"，据语境整理）。然后呢，给自己的身体从头到脚散播慈爱啊，这些都很有效。好啊，你可以继续修三十二身分，你也可以继续修佛随念（注：转写"和随念"），你也可以转去修入出息（注：转写"个出席"），你也可以休息一会儿。你们自己选择：要继续修的就留下来继续修；要休息的就去休息一小会儿，尽量不要发出声音。</w:t>
+              <w:t>[00:16:16] 对于（心）散乱（注：转写"外面很多"，据语境整理）的人，一开始呢，就用这种很多所缘的（收摄）来练习三十二身分啊，和佛随念建塔（注：转写"锤炼践塔"，据语境整理）。然后呢，给自己的身体从头到脚散播慈爱啊，这些都很有效。好啊，你可以继续修三十二身分，你也可以继续修佛随念（注：转写"和随念"），你也可以转去修入出息（注：转写"个出席"），你也可以休息一会儿。你们自己选择：要继续修的就留下来继续修；要休息的就去休息一小会儿，尽量不要发出声音。</w:t>
             </w:r>
           </w:p>
         </w:tc>
@@ -9094,7 +9094,7 @@
                 <w:color w:val="333333"/>
                 <w:sz w:val="22"/>
               </w:rPr>
-              <w:t>[00:55:20] 第二个呢？每一个身分呢，如果你深入地去观察、深入去感觉，它其实都非常的脏、不净、很臭。你每天洗澡、每天涂粉、每天涂香水，你可能感觉不出来啊。这个其实你自己知道：如果你几天不洗澡，尤其在广州热天的时候，都不要讲三天不洗澡，一天不洗澡，你晚上就受不了，对吧？就很臭，真的很臭：头发很臭啊，每个毛孔都很臭，皮肤很臭啊，牙齿很臭。指甲呢，你如果是十天不剪一下啊，里面就一层（黑）的东西，很脏啊（注：转写"很丑"）。这是外在的、你能看到的"丑"；身体也一样的啊：肌肉很臭。你要是觉得不臭的话，去那个菜市场，不用（注：转写"不吃"）生鲜的，就那个卖肉的地方啊，你闻闻，都是腥臭啊。人也很臭，其实人比猪肉、比羊肉还臭。肌肉啊、筋腱啊、骨头啊、骨髓啊，它都是这样啊。一个肾脏啊，肾脏臭尿味儿——你吃过羊腰子、猪腰子就知道，它就是臭尿味儿，因为尿是通过那个（器官，注：转写"那个点"）排泄出来的。心脏呢，有血液充满，就血腥血腥的，这个心脏就是这个味道啊。肝脏呢，据他们去（尝）了，辣辣的——你在修色法的时候，可以去取它的味道啊，这个肝脏是辣辣的。胆囊的胆汁是苦的啊，苦腥苦腥的啊。肺部呢也是腥臭的啊。当你定力（够）的时候（注：转写"病例的时候"），你进入到你的胸腔和这个腹腔，它就有各种味道在里面弥漫。所以我们的身体呢，充满如此种种之不净（注：转写"不幸"）。</w:t>
+              <w:t>[00:55:20] 第二个呢？每一个身分呢，如果你深入地去观察、深入去感觉，它其实都非常的脏、不净、很臭。你每天洗澡、每天涂粉、每天涂香水，你可能感觉不出来啊。这个其实你自己知道：如果你几天不洗澡，尤其在广州热天的时候，都不要讲三天不洗澡，一天不洗澡，你晚上就受不了，对吧？就很臭，真的很臭：头发很臭啊，每个毛孔都很臭，皮肤很臭啊，牙齿很臭。指甲呢，你如果是十天不剪一下啊，里面就一层（黑）的东西，很丑啊（原注"转写很丑"，前误校为"脏"，今回改）。这是外在的、你能看到的"丑"；身体也一样的啊：肌肉很臭。你要是觉得不臭的话，去那个菜市场，不用（注：转写"不吃"）生鲜的，就那个卖肉的地方啊，你闻闻，都是腥臭啊。人也很臭，其实人比猪肉、比羊肉还臭。肌肉啊、筋腱啊、骨头啊、骨髓啊，它都是这样啊。一个肾脏啊，肾脏臭尿味儿——你吃过羊腰子、猪腰子就知道，它就是臭尿味儿，因为尿是通过那个（器官，注：转写"那个点"）排泄出来的。心脏呢，有血液充满，就血腥血腥的，这个心脏就是这个味道啊。肝脏呢，据他们去（尝）了，辣辣的——你在修色法的时候，可以去取它的味道啊，这个肝脏是辣辣的。胆囊的胆汁是苦的啊，苦腥苦腥的啊。肺部呢也是腥臭的啊。当你定力（够）的时候（注：转写"病例的时候"），你进入到你的胸腔和这个腹腔，它就有各种味道在里面弥漫。所以我们的身体呢，充满如此种种之不净（注：转写"不幸"）。</w:t>
             </w:r>
           </w:p>
         </w:tc>
@@ -9345,7 +9345,7 @@
                 <w:color w:val="333333"/>
                 <w:sz w:val="22"/>
               </w:rPr>
-              <w:t>[01:00:02] 对于这个平静心呢，我们前面教的这几个方法都是可以用的啊：如果你的心非常烦躁，就修三十二身分（注：转写"三者身份"）；如果你的心有一点烦躁、有点无力，平静不下来，修佛随念（忆塔）（注：转写"佛随念见塔"）啊。然后你的心没有太烦躁，但是有淡淡的嗔或者有嗔心啊，（先）对自己修慈心（注：转写"羞耻心/修耻心"），让自己的心啊安宁下来，快乐升起来，然后给所有的众生修慈心啊；然后心平静下来以后，再来（修）入出息（注：转写"对自如出息"）啊。</w:t>
+              <w:t>[01:00:02] 对于这个平静心呢，我们前面教的这几个方法都是可以用的啊：如果你的心非常烦躁，就修三十二身分（注：转写"三者身份"）；如果你的心有一点烦躁、有点无力，平静不下来，修佛随念建塔（注：转写"佛随念见塔"）啊。然后你的心没有太烦躁，但是有淡淡的嗔或者有嗔心啊，（先）对自己修慈心（注：转写"羞耻心/修耻心"），让自己的心啊安宁下来，快乐升起来，然后给所有的众生修慈心啊；然后心平静下来以后，再来（修）入出息（注：转写"对自如出息"）啊。</w:t>
             </w:r>
           </w:p>
         </w:tc>

--- a/交付成果/第三轮修订版/第三轮4周版/读书会03_四护卫禅实修_4周资料包（第三版修订）/Word版/第3周_不净观——三十二身分与修习层次_学员版.docx
+++ b/交付成果/第三轮修订版/第三轮4周版/读书会03_四护卫禅实修_4周资料包（第三版修订）/Word版/第3周_不净观——三十二身分与修习层次_学员版.docx
@@ -1301,7 +1301,7 @@
                 <w:color w:val="333333"/>
                 <w:sz w:val="22"/>
               </w:rPr>
-              <w:t>凡是修三十二身分的禅修者，首先要遍作（注：转写"逼作"，据语境校为"遍作"，即准备阶段的反复作意）。如何作意头发的不净相呢？禅修者先拔取一、两根头发，放在手掌，不断记录头发的颜色；或者在剃头时观察头发。作意头发的时候根据头发颜色作意即可，看到黑头发即作意为黑色，看到白头发即作意为白色，看到黑白相杂之头发即作意为多种颜色即可。这就是取得头发不净相的方法。这样的过程是头发作"遍作"阶段。</w:t>
+              <w:t>凡是修三十二身分的禅修者，首先要遍作。如何作意头发的不净相呢？禅修者先拔取一、两根头发，放在手掌，不断记录头发的颜色；或者在剃头时观察头发。作意头发的时候根据头发颜色作意即可，看到黑头发即作意为黑色，看到白头发即作意为白色，看到黑白相杂之头发即作意为多种颜色即可。这就是取得头发不净相的方法。这样的过程是头发作"遍作"阶段。</w:t>
             </w:r>
           </w:p>
         </w:tc>
@@ -1928,7 +1928,7 @@
                 <w:color w:val="333333"/>
                 <w:sz w:val="22"/>
               </w:rPr>
-              <w:t>[00:02:09] 三十二身分呢，就是头发、体毛、指甲、牙齿、皮肤，肌肉、筋腱，骨头、骨髓，肾、心、肝、膜、脾、肺，肠、肠间膜、胃中物、粪啊，还有大脑，还有胆汁、痰、脓、血、汗、脂肪啊，眼泪、膏脂、鼻涕、唾液、关节滑液、尿。这是来自于佛陀的《入出息念经》呢啊。（注：转写"入出洗练经"，按同音校为《入出息念经》。）</w:t>
+              <w:t>[00:02:09] 三十二身分呢，就是头发、体毛、指甲、牙齿、皮肤，肌肉、筋腱，骨头、骨髓，肾、心、肝、膜、脾、肺，肠、肠间膜、胃中物、粪啊，还有大脑，还有胆汁、痰、脓、血、汗、脂肪啊，眼泪、膏脂、鼻涕、唾液、关节滑液、尿。这是来自于佛陀的《入出息念经》呢啊。</w:t>
             </w:r>
           </w:p>
         </w:tc>
@@ -2131,7 +2131,7 @@
                 <w:color w:val="333333"/>
                 <w:sz w:val="22"/>
               </w:rPr>
-              <w:t>[00:05:43] 如果足够分开来看呢，就是头发，这是体毛，这些指甲，就是牙齿啊，是皮肤啊。皮肤下面啊，就是肌肉；这个是筋腱啊，这白白的是筋腱，这是脂肪。好，然后这个是骨头啊。对。那么像这个呢，就是我们大致对这些主要的身体组成部分有个了解。那么你在修这个三十二身分不净（观）的时候，你就给它把皮肤透过去——把皮肤透过去，你就会看到里面一堆的三十二身分啊。那这个你还会觉得这个人很可爱（吗）？如果他没有可爱，那你就解决了可能对他产生贪爱的这样的一种执取（注：转写"直取"）啊。</w:t>
+              <w:t>[00:05:43] 如果足够分开来看呢，就是头发，这是体毛，这些指甲，就是牙齿啊，是皮肤啊。皮肤下面啊，就是肌肉；这个是筋腱啊，这白白的是筋腱，这是脂肪。好，然后这个是骨头啊。对。那么像这个呢，就是我们大致对这些主要的身体组成部分有个了解。那么你在修这个三十二身分不净（观）的时候，你就给它把皮肤透过去——把皮肤透过去，你就会看到里面一堆的三十二身分啊。那这个你还会觉得这个人很可爱（吗）？如果他没有可爱，那你就解决了可能对他产生贪爱的这样的一种执取啊。</w:t>
             </w:r>
           </w:p>
         </w:tc>
@@ -2238,7 +2238,7 @@
                 <w:color w:val="333333"/>
                 <w:sz w:val="22"/>
               </w:rPr>
-              <w:t>[00:07:35] 跟我们的宣讲一下：我们要修三十二身分的不净，不管是自己还是他人，我们这是由三十二个身分来组成。这三十二身分呢，单个单个来看呢，它都是可厌的。首先，它的颜色不可喜，它的味道也不可喜，它的这个香（气味）也不可喜。哪怕就是头发，嗯，时间长了也会发臭，会流汗等等啊。我们从心（脏）出发啊，从下往上，去觉察我们的头发。从头发根向头发（发梢）观察出去。先观察一根头发，然后一堆头发。头发是不净的（注：转写"佛法是不净的"），是会发臭的。（引导停顿）</w:t>
+              <w:t>[00:07:35] 跟我们的宣讲一下：我们要修三十二身分的不净，不管是自己还是他人，我们这是由三十二个身分来组成。这三十二身分呢，单个单个来看呢，它都是可厌的。首先，它的颜色不可喜，它的味道也不可喜，它的这个香（气味）也不可喜。哪怕就是头发，嗯，时间长了也会发臭，会流汗等等啊。我们从心（脏）出发啊，从下往上，去觉察我们的头发。从头发根向头发（发梢）观察出去。先观察一根头发，然后一堆头发。头发是不净的，是会发臭的。（引导停顿）</w:t>
             </w:r>
           </w:p>
         </w:tc>
@@ -2286,7 +2286,7 @@
                 <w:color w:val="333333"/>
                 <w:sz w:val="22"/>
               </w:rPr>
-              <w:t>[00:09:03] 然后朝向身体的体毛。一部分的体毛（注：转写"题目"）：眉毛啊、腋毛啊、身体的汗毛啊，它也是不净的。如果你觉得自己的毛发干净，那把你的头发剪下来，一起炒菜、一起煮稀饭，你肯定不愿意，因为它不净。</w:t>
+              <w:t>[00:09:03] 然后朝向身体的体毛。一部分的体毛：眉毛啊、腋毛啊、身体的汗毛啊，它也是不净的。如果你觉得自己的毛发干净，那把你的头发剪下来，一起炒菜、一起煮稀饭，你肯定不愿意，因为它不净。</w:t>
             </w:r>
           </w:p>
         </w:tc>
@@ -2382,7 +2382,7 @@
                 <w:color w:val="333333"/>
                 <w:sz w:val="22"/>
               </w:rPr>
-              <w:t>[00:10:03] 有一天不刷牙，这个牙垢就很臭。皮肤啊，身体的皮肤，一天不洗澡也很臭，黏黏的，老了还皱巴巴的啊。然后身体的肌肉红红的，也像牛肉一样，它的这个腥臭味很重（注：转写"薪薪酬吗"），肌肉的边上是筋腱（注：转写"军舰"），白色的。骨头从头骨一直到脚骨。骨头其实它是不净的：如果有一个骨架晚上摆在你房间门口，你不小心一打开看到，你会吓一跳——你不会喜欢一个骷髅。但是，那个骷髅就在你身上，也在别人身上。骨头的里面有骨髓，它也是猩红色的，腥巴的臭味（注：转写"沙巴的臭味"，据语境校）。</w:t>
+              <w:t>[00:10:03] 有一天不刷牙，这个牙垢就很臭。皮肤啊，身体的皮肤，一天不洗澡也很臭，黏黏的，老了还皱巴巴的啊。然后身体的肌肉红红的，也像牛肉一样，它的这个腥臭味很重，肌肉的边上是筋腱，白色的。骨头从头骨一直到脚骨。骨头其实它是不净的：如果有一个骨架晚上摆在你房间门口，你不小心一打开看到，你会吓一跳——你不会喜欢一个骷髅。但是，那个骷髅就在你身上，也在别人身上。骨头的里面有骨髓，它也是猩红色的，腥巴的臭味。</w:t>
             </w:r>
           </w:p>
         </w:tc>
@@ -2430,7 +2430,7 @@
                 <w:color w:val="333333"/>
                 <w:sz w:val="22"/>
               </w:rPr>
-              <w:t>[00:11:35] 肾脏。肾脏在腰部（注：转写"药祖"，据语境校）的后面，它是过滤尿液的，也是充满了臭（味）（注：转写"充满了愁"，按同音校为"臭"）。</w:t>
+              <w:t>[00:11:35] 肾脏。肾脏在腰部的后面，它是过滤尿液的，也是充满了臭（味）。</w:t>
             </w:r>
           </w:p>
         </w:tc>
@@ -2653,7 +2653,7 @@
                 <w:color w:val="333333"/>
                 <w:sz w:val="22"/>
               </w:rPr>
-              <w:t>[00:13:13] 胸膜、心膜。心脏外面有一个包膜，我们叫心包。（还有）外面有个膜叫什么？皮肤下面包着全身的（叫）内膜。脾呢，在胃的上方、心脏的下方，是脾。肺呢，在胸腔，两个大的肺。然后是小肠、大肠，是消化排泄用的。大肠里面，就是粪便（注：转写"大堂里面。不是"）。如果一个人排便不好，他从横（结）肠到直肠，都是粪便，黏在那个肠（注：转写"蝉"）的皱褶的壁上，就很多人会得直肠癌——就是长时间便秘造成的。</w:t>
+              <w:t>[00:13:13] 胸膜、心膜。心脏外面有一个包膜，我们叫心包。（还有）外面有个膜叫什么？皮肤下面包着全身的（叫）内膜。脾呢，在胃的上方、心脏的下方，是脾。肺呢，在胸腔，两个大的肺。然后是小肠、大肠，是消化排泄用的。大肠里面，就是粪便。如果一个人排便不好，他从横（结）肠到直肠，都是粪便，黏在那个肠的皱褶的壁上，就很多人会得直肠癌——就是长时间便秘造成的。</w:t>
             </w:r>
           </w:p>
         </w:tc>
@@ -2749,7 +2749,7 @@
                 <w:color w:val="333333"/>
                 <w:sz w:val="22"/>
               </w:rPr>
-              <w:t>[00:16:06] 正常的胆汁是墨绿色的，有些胆汁就变成浑浊的、红褐色和黑褐色（注：转写"别错过"三字破碎，删），那就是非正常的情况。有些胆汁里面有很多黏稠（的东西），甚至很多结石。</w:t>
+              <w:t>[00:16:06] 正常的胆汁是墨绿色的，有些胆汁就变成浑浊的、红褐色和黑褐色，那就是非正常的情况。有些胆汁里面有很多黏稠（的东西），甚至很多结石。</w:t>
             </w:r>
           </w:p>
         </w:tc>
@@ -2972,7 +2972,7 @@
                 <w:color w:val="333333"/>
                 <w:sz w:val="22"/>
               </w:rPr>
-              <w:t>[00:18:35] 练习的三十二身分啊，表现不错。我们轻轻地搓搓手，敷在眼睛上；梳梳头；搓搓腰；揉揉腿（注：转写"游游失败"，据收尾动作惯例校）。</w:t>
+              <w:t>[00:18:35] 练习的三十二身分啊，表现不错。我们轻轻地搓搓手，敷在眼睛上；梳梳头；搓搓腰；揉揉腿。</w:t>
             </w:r>
           </w:p>
         </w:tc>
@@ -3114,7 +3114,7 @@
                 <w:color w:val="333333"/>
                 <w:sz w:val="22"/>
               </w:rPr>
-              <w:t>[00:00:50] 昨天晚上呢，我们学习了三十二身分的一个部分哈。今天呢，我们继续来练习。我们简单复习一下昨天学习到的三十二身分哈：发、毛、爪、齿、皮（注：转写"假死皮"），肉、腱、骨、骨髓、肾，对吧。大家呢可以自然做好啊。然后回到自己心脏的位置，跟我们的心打个招呼：我们要开始练习三十二身分。</w:t>
+              <w:t>[00:00:50] 昨天晚上呢，我们学习了三十二身分的一个部分哈。今天呢，我们继续来练习。我们简单复习一下昨天学习到的三十二身分哈：发、毛、爪、齿、皮，肉、腱、骨、骨髓、肾，对吧。大家呢可以自然做好啊。然后回到自己心脏的位置，跟我们的心打个招呼：我们要开始练习三十二身分。</w:t>
             </w:r>
           </w:p>
         </w:tc>
@@ -3162,7 +3162,7 @@
                 <w:color w:val="333333"/>
                 <w:sz w:val="22"/>
               </w:rPr>
-              <w:t>[00:01:52] 三十二身分的练习呢，可以修习（注：转写"休息"）它的不净，作为修观的方式而生起厌离；也可以通过修三十二身分的不净而证得初禅（注：转写"证的出场"）啊。对诸位来讲呢，可能暂时并没有很多时间来修习到初禅，但是呢，可以运用三十二身分，来破除对自己这个身体、以及对外在的异性的身体的这种贪爱啊。每一个身分呢，我们都要去体验它的可厌：它的味道是可厌的，它的颜色是可厌的，它的形状是可厌的啊，它的本质也是可厌的啊。</w:t>
+              <w:t>[00:01:52] 三十二身分的练习呢，可以修习它的不净，作为修观的方式而生起厌离；也可以通过修三十二身分的不净而证得初禅啊。对诸位来讲呢，可能暂时并没有很多时间来修习到初禅，但是呢，可以运用三十二身分，来破除对自己这个身体、以及对外在的异性的身体的这种贪爱啊。每一个身分呢，我们都要去体验它的可厌：它的味道是可厌的，它的颜色是可厌的，它的形状是可厌的啊，它的本质也是可厌的啊。</w:t>
             </w:r>
           </w:p>
         </w:tc>
@@ -3365,7 +3365,7 @@
                 <w:color w:val="333333"/>
                 <w:sz w:val="22"/>
               </w:rPr>
-              <w:t>然后是指甲（注：转写"支架"）。左手的指甲、右手的指甲：从指甲根，用心观察到整个指甲，一个一个指甲看也可以，整体地看也行。然后左脚的指甲、右脚的指甲，就这样了，四肢的指甲。指甲也是可厌的：如果有灰指甲，那就很难看；指甲会粘很多脏东西。啊，把头发、体毛、指甲合起来，体验一下。</w:t>
+              <w:t>然后是指甲。左手的指甲、右手的指甲：从指甲根，用心观察到整个指甲，一个一个指甲看也可以，整体地看也行。然后左脚的指甲、右脚的指甲，就这样了，四肢的指甲。指甲也是可厌的：如果有灰指甲，那就很难看；指甲会粘很多脏东西。啊，把头发、体毛、指甲合起来，体验一下。</w:t>
             </w:r>
           </w:p>
         </w:tc>
@@ -3413,7 +3413,7 @@
                 <w:color w:val="333333"/>
                 <w:sz w:val="22"/>
               </w:rPr>
-              <w:t>[00:06:18] （下一个）是牙齿。从牙根，从左边槽牙到右边槽牙，从上牙到下牙。牙齿很难看：牙缝充满了食物的残余、牙垢啊，很臭。牙齿是可厌的。然后把头发、体毛、指甲、牙齿合起来（注：转写"我起来"），体验一下。</w:t>
+              <w:t>[00:06:18] （下一个）是牙齿。从牙根，从左边槽牙到右边槽牙，从上牙到下牙。牙齿很难看：牙缝充满了食物的残余、牙垢啊，很臭。牙齿是可厌的。然后把头发、体毛、指甲、牙齿合起来，体验一下。</w:t>
             </w:r>
           </w:p>
         </w:tc>
@@ -3461,7 +3461,7 @@
                 <w:color w:val="333333"/>
                 <w:sz w:val="22"/>
               </w:rPr>
-              <w:t>[00:07:02] 第五个是皮肤。你可以从头皮开始：头皮、脸皮，脖子、双手的皮，胸前、背后的皮，胳膊的皮（注：转写"狗皮"，据语境校），腰臀部的皮（注：转写"平角平"），两腿的皮（注：转写"马腿的皮"）。你感觉把皮剥出来。好，上面有头发，外面是汗毛，挂着牙齿和指甲，那皮囊、那个毛囊。合起来感受一下：那是可厌的、不可喜的。</w:t>
+              <w:t>[00:07:02] 第五个是皮肤。你可以从头皮开始：头皮、脸皮，脖子、双手的皮，胸前、背后的皮，胳膊的皮，腰臀部的皮，两腿的皮。你感觉把皮剥出来。好，上面有头发，外面是汗毛，挂着牙齿和指甲，那皮囊、那个毛囊。合起来感受一下：那是可厌的、不可喜的。</w:t>
             </w:r>
           </w:p>
         </w:tc>
@@ -3557,7 +3557,7 @@
                 <w:color w:val="333333"/>
                 <w:sz w:val="22"/>
               </w:rPr>
-              <w:t>[00:08:31] （下一个）是骨头。从头部的骷髅头，到脚掌的掌骨：头骨、颈骨、肩（胛）骨（注：转写"坚果"，据语境校），胸骨、肋骨、颈椎、腰椎、胸椎，上臂骨（注：转写"我鹏"，或为"肱骨"），大腿骨、小腿骨、掌骨——全身上下就是一具骨架（注：转写"谷歌"）。我们讲到了，如果你夜间容易害怕、走夜路害怕，你就修白骨：你就是一具骷髅行走在路上，你不会有害怕。</w:t>
+              <w:t>[00:08:31] （下一个）是骨头。从头部的骷髅头，到脚掌的掌骨：头骨、颈骨、肩（胛）骨，胸骨、肋骨、颈椎、腰椎、胸椎，上臂骨，大腿骨、小腿骨、掌骨——全身上下就是一具骨架。我们讲到了，如果你夜间容易害怕、走夜路害怕，你就修白骨：你就是一具骷髅行走在路上，你不会有害怕。</w:t>
             </w:r>
           </w:p>
         </w:tc>
@@ -3760,7 +3760,7 @@
                 <w:color w:val="333333"/>
                 <w:sz w:val="22"/>
               </w:rPr>
-              <w:t>然后肝脏。肝脏在我们靠身体的（中）部，在胸腔跟腹腔的中间交界的地方。它是我们身体器官里面最大的（器官）之一，它从左边一直跨到右边啊，左边的块状更大一点，右边的块状小一点。大家看过那个猪肝的颜色，就是那个肝。然后是膜（注：转写"磨"）。</w:t>
+              <w:t>然后肝脏。肝脏在我们靠身体的（中）部，在胸腔跟腹腔的中间交界的地方。它是我们身体器官里面最大的（器官）之一，它从左边一直跨到右边啊，左边的块状更大一点，右边的块状小一点。大家看过那个猪肝的颜色，就是那个肝。然后是膜。</w:t>
             </w:r>
           </w:p>
         </w:tc>
@@ -3808,7 +3808,7 @@
                 <w:color w:val="333333"/>
                 <w:sz w:val="22"/>
               </w:rPr>
-              <w:t>[00:11:50] 膜呢包括三个部分。一个部分呢叫内膜：内膜呢就是在我们的皮肤下方、肌肉上方，有一层很薄的筋膜。那个筋膜呢，在活体的时候很明显，死掉的时候呢它就不明显。所以如果我们自己有定力，看自己的那个内膜呢就会很清楚。它其实主要就是我们讲的那个触觉（神经集中之处），也就是用佛教来讲就是身净色（注：转写"深净色"）主要集中的地方。</w:t>
+              <w:t>[00:11:50] 膜呢包括三个部分。一个部分呢叫内膜：内膜呢就是在我们的皮肤下方、肌肉上方，有一层很薄的筋膜。那个筋膜呢，在活体的时候很明显，死掉的时候呢它就不明显。所以如果我们自己有定力，看自己的那个内膜呢就会很清楚。它其实主要就是我们讲的那个触觉（神经集中之处），也就是用佛教来讲就是身净色主要集中的地方。</w:t>
             </w:r>
           </w:p>
         </w:tc>
@@ -3904,7 +3904,7 @@
                 <w:color w:val="333333"/>
                 <w:sz w:val="22"/>
               </w:rPr>
-              <w:t>[00:13:16] 然后是脾脏。脾脏呢，它是有点像大舌头一样的、长长的一样（的东西）。它是在胃的上方啊。那它的颜色呢，就比那个肝的颜色更浅一点啊，它是作为这个运化的器官。然后是肺啊，就是我们胸腔两边的那个肺，是粉红色的、暗红色的啊。心、肝、膜、脾、肺啊，大家可以体会一下：在胸腔这边呢，有心、肺；往下一点呢，是肝；肝的（左）侧下面那是脾啊（注：转写"那是P"）。就是心、肺、肝、脾哦。</w:t>
+              <w:t>[00:13:16] 然后是脾脏。脾脏呢，它是有点像大舌头一样的、长长的一样（的东西）。它是在胃的上方啊。那它的颜色呢，就比那个肝的颜色更浅一点啊，它是作为这个运化的器官。然后是肺啊，就是我们胸腔两边的那个肺，是粉红色的、暗红色的啊。心、肝、膜、脾、肺啊，大家可以体会一下：在胸腔这边呢，有心、肺；往下一点呢，是肝；肝的（左）侧下面那是脾啊。就是心、肺、肝、脾哦。</w:t>
             </w:r>
           </w:p>
         </w:tc>
@@ -4079,7 +4079,7 @@
                 <w:color w:val="333333"/>
                 <w:sz w:val="22"/>
               </w:rPr>
-              <w:t>[00:15:31] 好，第四组呢，主要是在腹腔的：肠、肠间膜（注：转写"肠粘膜"，本材料统一校为"肠间膜"）、胃中物（注：转写"胃生物"）、粪便和大脑。（[00:15:31]–[00:16:11]大肠升结肠、横结肠、降结肠与直肠的解剖细说，见本周素材"补充段落"三。）肠与肠之间呢，有这种脂肪状的膜，以防止肠子之间会有粘连，就叫肠间膜。然后胃：我们吃下去的、胃里面的东西呢，是很难看的。就是你把所有东西都吃进去完以后，在胃里面混合，跟胃液混合，它其实跟粪便没有什么差别。在胃里面呢，其实也有很多虫子，即使在胃酸的状态下，有很多虫子、有很多细菌。据说（注：转写"你家说"）百分之五六十人都感染幽门杆菌，就是在胃里面。胃也是很可厌的。</w:t>
+              <w:t>[00:15:31] 好，第四组呢，主要是在腹腔的：肠、肠间膜（注：转写"肠粘膜"，本材料统一校为"肠间膜"）、胃中物、粪便和大脑。（[00:15:31]–[00:16:11]大肠升结肠、横结肠、降结肠与直肠的解剖细说，见本周素材"补充段落"三。）肠与肠之间呢，有这种脂肪状的膜，以防止肠子之间会有粘连，就叫肠间膜。然后胃：我们吃下去的、胃里面的东西呢，是很难看的。就是你把所有东西都吃进去完以后，在胃里面混合，跟胃液混合，它其实跟粪便没有什么差别。在胃里面呢，其实也有很多虫子，即使在胃酸的状态下，有很多虫子、有很多细菌。据说百分之五六十人都感染幽门杆菌，就是在胃里面。胃也是很可厌的。</w:t>
             </w:r>
           </w:p>
         </w:tc>
@@ -4127,7 +4127,7 @@
                 <w:color w:val="333333"/>
                 <w:sz w:val="22"/>
               </w:rPr>
-              <w:t>[00:17:07] 肠子里面呢，都是未消化的食物以及消化完的食物啊；胃呢，是正在消化的食物；然后在直肠里面是粪便，还没有排出去的粪便。如果肠道不好、脾胃不好的人呢，排便呢会黏连啊，会粘便盆的。那他的直肠里面呢，就会有很多的宿便，甚至是很长时间的宿便啊，经常放臭屁的人会是这样啊。粪便可不可厌（注：转写"可不可验"），大家知道哈。</w:t>
+              <w:t>[00:17:07] 肠子里面呢，都是未消化的食物以及消化完的食物啊；胃呢，是正在消化的食物；然后在直肠里面是粪便，还没有排出去的粪便。如果肠道不好、脾胃不好的人呢，排便呢会黏连啊，会粘便盆的。那他的直肠里面呢，就会有很多的宿便，甚至是很长时间的宿便啊，经常放臭屁的人会是这样啊。粪便可不可厌，大家知道哈。</w:t>
             </w:r>
           </w:p>
         </w:tc>
@@ -4175,7 +4175,7 @@
                 <w:color w:val="333333"/>
                 <w:sz w:val="22"/>
               </w:rPr>
-              <w:t>[00:17:55] 然后接下来是大脑。佛陀呢，专门把我们觉得最宝贵的大脑跟粪便放在一块儿来去观察。这个大脑其实跟粪便没什么差别，那个一团一团的红红的啊。大脑呢是在头盖（骨）里面正中间的地方，在没有血的位置上，它是白色的啊。好，那肠、肠间膜、胃中物、粪啊，这些都是在腹腔。就是每一个人，你的这个腹部啊，都带着啊——据说有四公斤到五公斤左右的、这个消化和未消化的这些粪便，每个人身上都带着啊。再可爱的人也一样，一肚子粪便；它的脑部呢（注：转写"头部"），其实也跟粪便差不多。</w:t>
+              <w:t>[00:17:55] 然后接下来是大脑。佛陀呢，专门把我们觉得最宝贵的大脑跟粪便放在一块儿来去观察。这个大脑其实跟粪便没什么差别，那个一团一团的红红的啊。大脑呢是在头盖（骨）里面正中间的地方，在没有血的位置上，它是白色的啊。好，那肠、肠间膜、胃中物、粪啊，这些都是在腹腔。就是每一个人，你的这个腹部啊，都带着啊——据说有四公斤到五公斤左右的、这个消化和未消化的这些粪便，每个人身上都带着啊。再可爱的人也一样，一肚子粪便；它的脑部呢，其实也跟粪便差不多。</w:t>
             </w:r>
           </w:p>
         </w:tc>
@@ -4223,7 +4223,7 @@
                 <w:color w:val="333333"/>
                 <w:sz w:val="22"/>
               </w:rPr>
-              <w:t>[00:18:54] 肠、肠间膜、胃中物、粪、大脑，大家感受一下，还是可厌的。这四组——以地界的固态为主要特征的四组，我们可以给它合起来。让大家体会一下：头发、体毛（注：转写"羽毛"）、指甲、牙齿、皮肤、肌肉、筋腱（注：转写"听见"）、骨头、骨髓（注：转写"不属于"）、肾、心（注：转写"亲"）、肝（注：转写"当"）、膜（注：转写"魔"）、脾（注：转写"K.被"）、肺（注：转写"长"）、肠、肠间膜、胃中物（注：转写"魏宗物"）、粪（注：转写"凤"）、脑，整体地感觉一下全身的这样的东西，体验它的不净。</w:t>
+              <w:t>[00:18:54] 肠、肠间膜、胃中物、粪、大脑，大家感受一下，还是可厌的。这四组——以地界的固态为主要特征的四组，我们可以给它合起来。让大家体会一下：头发、体毛、指甲、牙齿、皮肤、肌肉、筋腱、骨头、骨髓、肾、心、肝、膜、脾、肺、肠、肠间膜、胃中物、粪、脑，整体地感觉一下全身的这样的东西，体验它的不净。</w:t>
             </w:r>
           </w:p>
         </w:tc>
@@ -4271,7 +4271,7 @@
                 <w:color w:val="333333"/>
                 <w:sz w:val="22"/>
               </w:rPr>
-              <w:t>[00:20:20] 后面两组是以水界为主的啊。胆汁：肝脏的后下方。早上起来的颜色是偏黄的，吃完饭分泌（注：转写"分练"）这个胆汁以后，胆汁就会变得更青，变成青色。胆汁是苦的，就是臭臭的苦涩。胆汁（说完是）痰啊——大家都会吐痰啊，这是我们身体的一部分，在我们的这个肺部啊，还有这个食道啊，它有痰（注：转写"它有糖"）。脓呢，大家身体受伤化过脓（注：转写"化过龙"），都体验过啊。然后是血液。胆汁、痰、脓、血啊——血液那就是红色的、腥臭的，血腥血腥的。好，现在夏天，大家都在流汗。汗，是没有什么好味道的哦（注：其后数句转写破碎，略）。胆汁啊、痰啊、脓啊、血啊、汗啊、脂肪——它也是不净的。就是脂肪啊：脂肪呢普遍存在在肚子哈，就是大家肚子比较大，外面都是很多脂肪；脂肪是黄色的啊。</w:t>
+              <w:t>[00:20:20] 后面两组是以水界为主的啊。胆汁：肝脏的后下方。早上起来的颜色是偏黄的，吃完饭分泌这个胆汁以后，胆汁就会变得更青，变成青色。胆汁是苦的，就是臭臭的苦涩。胆汁（说完是）痰啊——大家都会吐痰啊，这是我们身体的一部分，在我们的这个肺部啊，还有这个食道啊，它有痰。脓呢，大家身体受伤化过脓，都体验过啊。然后是血液。胆汁、痰、脓、血啊——血液那就是红色的、腥臭的，血腥血腥的。好，现在夏天，大家都在流汗。汗，是没有什么好味道的哦（注：其后数句转写破碎，略）。胆汁啊、痰啊、脓啊、血啊、汗啊、脂肪——它也是不净的。就是脂肪啊：脂肪呢普遍存在在肚子哈，就是大家肚子比较大，外面都是很多脂肪；脂肪是黄色的啊。</w:t>
             </w:r>
           </w:p>
         </w:tc>
@@ -4319,7 +4319,7 @@
                 <w:color w:val="333333"/>
                 <w:sz w:val="22"/>
               </w:rPr>
-              <w:t>[00:21:53] 然后眼泪。然后膏脂：膏脂呢，就是从皮肤每个毛孔里面渗透出来那种油油的东西，这是可以溶解（清洗）的膏脂。然后是唾液：唾液是口里面混合着泡沫的这种水样（注：转写"水解"）的液体啊。然后是鼻涕：鼻涕呢，是从这个鼻腔（注：转写"脑腔"）里面流出来的东西。</w:t>
+              <w:t>[00:21:53] 然后眼泪。然后膏脂：膏脂呢，就是从皮肤每个毛孔里面渗透出来那种油油的东西，这是可以溶解（清洗）的膏脂。然后是唾液：唾液是口里面混合着泡沫的这种水样的液体啊。然后是鼻涕：鼻涕呢，是从这个鼻腔里面流出来的东西。</w:t>
             </w:r>
           </w:p>
         </w:tc>
@@ -4367,7 +4367,7 @@
                 <w:color w:val="333333"/>
                 <w:sz w:val="22"/>
               </w:rPr>
-              <w:t>[00:23:16] 然后关节滑液：每个关节呢，为了保护关节，都有关节滑液，黄色的。然后最后是尿啊，我们每天都要排尿啊。好，这个就是（后）两组以液体为主要特征的身分（注：转写"生根"）。感知一下：痰、脓、血、汗、脂肪，眼泪、膏脂（注：转写"高脂"）、鼻涕、唾液、关节滑液和尿。这三十二身分，就是每一个人身体里面啊都有的东西。</w:t>
+              <w:t>[00:23:16] 然后关节滑液：每个关节呢，为了保护关节，都有关节滑液，黄色的。然后最后是尿啊，我们每天都要排尿啊。好，这个就是（后）两组以液体为主要特征的身分。感知一下：痰、脓、血、汗、脂肪，眼泪、膏脂、鼻涕、唾液、关节滑液和尿。这三十二身分，就是每一个人身体里面啊都有的东西。</w:t>
             </w:r>
           </w:p>
         </w:tc>
@@ -4446,7 +4446,7 @@
                 <w:color w:val="333333"/>
                 <w:sz w:val="22"/>
               </w:rPr>
-              <w:t>[00:23:25] 那么，大家呢现在最后再把这个三十二身分呢再过一下，整体或者个别的作意它的可厌。大家可以随着我的提示哈，大家心里面跟着去。从你的心脏（注：转写"勋章"）往上：观察头发，眉毛（注：转写"茫然到。好吧"，据序列校）、（腋毛）。然后体毛、指甲、牙齿、皮肤、肌肉、筋腱、骨头、骨髓、肾脏、心、肝、膜、脾、肺、肠、肠间膜、胃中物、粪、脑、胆汁、痰、脓、血、汗、脂肪、眼泪、膏脂（注：转写"导致"）、鼻涕、唾液、关节滑液、尿（注：转写"妙"）。</w:t>
+              <w:t>[00:23:25] 那么，大家呢现在最后再把这个三十二身分呢再过一下，整体或者个别的作意它的可厌。大家可以随着我的提示哈，大家心里面跟着去。从你的心脏往上：观察头发，眉毛、（腋毛）。然后体毛、指甲、牙齿、皮肤、肌肉、筋腱、骨头、骨髓、肾脏、心、肝、膜、脾、肺、肠、肠间膜、胃中物、粪、脑、胆汁、痰、脓、血、汗、脂肪、眼泪、膏脂、鼻涕、唾液、关节滑液、尿。</w:t>
             </w:r>
           </w:p>
         </w:tc>
@@ -4494,7 +4494,7 @@
                 <w:color w:val="333333"/>
                 <w:sz w:val="22"/>
               </w:rPr>
-              <w:t>[00:25:44] 我们的身体就是这三十二身分组合而成，并没有一个漂亮的、英俊的、庄严的、高大的这样的一种我或者他，啊，这样的人设——三十二身分而已，内外都散发着恶臭。哪有可爱呢？哪有美丽呢？哪有庄严呢？哪有值得我们要抓取的东西呢？我们就可以把心提出来，在你的斜后方、在你的后脑勺的上方观察：全身的这个三十二身分。也可以把心放在正前方看过来：也就是一个三十二身分而已，每一个身分都散发着恶臭，令人厌恶。朝外看过去，周边的所有的生命都是一堆三十二身分，散发着恶臭，令人厌恶；每个生命体都自带四到八公斤的粪便。可厌、可厌（注：转写"可见。可验。可见。"）。好。</w:t>
+              <w:t>[00:25:44] 我们的身体就是这三十二身分组合而成，并没有一个漂亮的、英俊的、庄严的、高大的这样的一种我或者他，啊，这样的人设——三十二身分而已，内外都散发着恶臭。哪有可爱呢？哪有美丽呢？哪有庄严呢？哪有值得我们要抓取的东西呢？我们就可以把心提出来，在你的斜后方、在你的后脑勺的上方观察：全身的这个三十二身分。也可以把心放在正前方看过来：也就是一个三十二身分而已，每一个身分都散发着恶臭，令人厌恶。朝外看过去，周边的所有的生命都是一堆三十二身分，散发着恶臭，令人厌恶；每个生命体都自带四到八公斤的粪便。可厌、可厌。好。</w:t>
             </w:r>
           </w:p>
         </w:tc>
@@ -4553,7 +4553,7 @@
                 <w:color w:val="333333"/>
                 <w:sz w:val="22"/>
               </w:rPr>
-              <w:t>[00:27:48] 如果我们对自己的身体很有贪爱，或者对于外在的异性很有贪爱，你想对治（注：转写"对峙"）？可以修三十二身分：先修自己的，再去看别人的。你可以选择若干种身分，也可以选择三十二身分整体，也可以只选择白骨来看。</w:t>
+              <w:t>[00:27:48] 如果我们对自己的身体很有贪爱，或者对于外在的异性很有贪爱，你想对治？可以修三十二身分：先修自己的，再去看别人的。你可以选择若干种身分，也可以选择三十二身分整体，也可以只选择白骨来看。</w:t>
             </w:r>
           </w:p>
         </w:tc>
@@ -4601,7 +4601,7 @@
                 <w:color w:val="333333"/>
                 <w:sz w:val="22"/>
               </w:rPr>
-              <w:t>[00:28:18] 当我们（这几）天（注：转写"曲目"，据语境整理）大家在休息的时候呢，就是要练习：遇到一个人（观）三十二身分，回头看一下自己（的）三十二身分。如果你能够持续练习三十天，那基本上我们对身体的这种贪爱呢就会降到很低。就是要持续养成这个习惯就可以。</w:t>
+              <w:t>[00:28:18] 当我们（这几）天大家在休息的时候呢，就是要练习：遇到一个人（观）三十二身分，回头看一下自己（的）三十二身分。如果你能够持续练习三十天，那基本上我们对身体的这种贪爱呢就会降到很低。就是要持续养成这个习惯就可以。</w:t>
             </w:r>
           </w:p>
         </w:tc>
@@ -5886,7 +5886,7 @@
                 <w:color w:val="333333"/>
                 <w:sz w:val="22"/>
               </w:rPr>
-              <w:t>[00:00:00] （我们继续）学习三十二身分（注：开头数句转写破碎，据语境整理）。三十二身分的下一组是肉、筋（注：转写"肉见"）、骨、骨髓、肾。这个肌肉呢，它是红色的啊，跟牛肉差不多，但比牛肉要臭很多。人肉的腥味是非常重的啊。虽然大家没有什么机会闻到，但如果你定力够了，修三十二身分（的时候）啊，闻你身上的肉呢，它就是很腥臭。</w:t>
+              <w:t>[00:00:00] （我们继续）学习三十二身分（注：开头数句转写破碎，据语境整理）。三十二身分的下一组是肉、筋、骨、骨髓、肾。这个肌肉呢，它是红色的啊，跟牛肉差不多，但比牛肉要臭很多。人肉的腥味是非常重的啊。虽然大家没有什么机会闻到，但如果你定力够了，修三十二身分（的时候）啊，闻你身上的肉呢，它就是很腥臭。</w:t>
             </w:r>
           </w:p>
         </w:tc>
@@ -5982,7 +5982,7 @@
                 <w:color w:val="333333"/>
                 <w:sz w:val="22"/>
               </w:rPr>
-              <w:t>[00:01:19] 经典里面讲说支撑身体（有）六十根大筋啊（注：转写"大剑"），六十条粗的，然后有几百条细的筋啊。它是白色的。</w:t>
+              <w:t>[00:01:19] 经典里面讲说支撑身体（有）六十根大筋啊，六十条粗的，然后有几百条细的筋啊。它是白色的。</w:t>
             </w:r>
           </w:p>
         </w:tc>
@@ -6030,7 +6030,7 @@
                 <w:color w:val="333333"/>
                 <w:sz w:val="22"/>
               </w:rPr>
-              <w:t>[00:01:35] 骨头呢，就是我们身体的骨骼了啊：从头到脚，头骨啊、脊柱骨啊、肋骨啊、手骨啊、肩胛骨啊、腿骨啊、髌骨啊等等。当然，我们牙齿也是属于骨头了，但是牙齿是单独被列出来的啊。要很细地去找那些小骨头（注：转写"缝针的骨头"）呢，就有几百根呢，我们大概能看到就可以了。骨头下来是骨髓。骨髓呢，就是骨头里面的髓。骨头里面的髓呢，它是不一样的哈。</w:t>
+              <w:t>[00:01:35] 骨头呢，就是我们身体的骨骼了啊：从头到脚，头骨啊、脊柱骨啊、肋骨啊、手骨啊、肩胛骨啊、腿骨啊、髌骨啊等等。当然，我们牙齿也是属于骨头了，但是牙齿是单独被列出来的啊。要很细地去找那些小骨头呢，就有几百根呢，我们大概能看到就可以了。骨头下来是骨髓。骨髓呢，就是骨头里面的髓。骨头里面的髓呢，它是不一样的哈。</w:t>
             </w:r>
           </w:p>
         </w:tc>
@@ -6174,7 +6174,7 @@
                 <w:color w:val="333333"/>
                 <w:sz w:val="22"/>
               </w:rPr>
-              <w:t>[00:03:43] 最后一个就是肾脏。肾脏就在我们的腰部：大概的位置在背部肋骨的最下沿，大概有三分之一是露出来的，露出肋骨外面，然后三分之二左右呢，是在肋骨的（保）护（之）上（注：转写"上方"，据语境整理）啊。左右各有一块了啊，它是淡红色的，有点像椭圆形的，有的说是像两个连结（注：转写"结缔"）在一起的芒果啊。肾脏呢，它是有包膜啊，跟心脏一样有包膜：心脏的包膜是比较厚的，肾脏的包膜是比较薄的。下一组呢，就是心、肝、膜、脾、肺。</w:t>
+              <w:t>[00:03:43] 最后一个就是肾脏。肾脏就在我们的腰部：大概的位置在背部肋骨的最下沿，大概有三分之一是露出来的，露出肋骨外面，然后三分之二左右呢，是在肋骨的（保）护（之）上啊。左右各有一块了啊，它是淡红色的，有点像椭圆形的，有的说是像两个连结在一起的芒果啊。肾脏呢，它是有包膜啊，跟心脏一样有包膜：心脏的包膜是比较厚的，肾脏的包膜是比较薄的。下一组呢，就是心、肝、膜、脾、肺。</w:t>
             </w:r>
           </w:p>
         </w:tc>
@@ -6329,7 +6329,7 @@
                 <w:color w:val="333333"/>
                 <w:sz w:val="22"/>
               </w:rPr>
-              <w:t>[00:06:20] 下一个是肝脏。肝脏是淡赤色的哈，它有两块两大块啊：右边过来这一块是比较大块，左边这一块是略小块一点，我们叫左右两叶。肝脏是身体里面内脏里面最大的器官之一了。它的位置呢，就在我们的胸部，在（乳）房（注：转写"乳突"，据语境校）的下方这个区域啊，也是在肋骨的下沿以上的地方。肝胆不好的人呢，你去刮这个左右两边的肋骨的骨缝啊，如果肝气郁结的人就能够刮到很多结节点啊，就会有痛啊。</w:t>
+              <w:t>[00:06:20] 下一个是肝脏。肝脏是淡赤色的哈，它有两块两大块啊：右边过来这一块是比较大块，左边这一块是略小块一点，我们叫左右两叶。肝脏是身体里面内脏里面最大的器官之一了。它的位置呢，就在我们的胸部，在（乳）房的下方这个区域啊，也是在肋骨的下沿以上的地方。肝胆不好的人呢，你去刮这个左右两边的肋骨的骨缝啊，如果肝气郁结的人就能够刮到很多结节点啊，就会有痛啊。</w:t>
             </w:r>
           </w:p>
         </w:tc>
@@ -6425,7 +6425,7 @@
                 <w:color w:val="333333"/>
                 <w:sz w:val="22"/>
               </w:rPr>
-              <w:t>[00:07:48] 再下一个呢，是膜啊，就称为叫肋膜（注：转写"勒膜"）。膜呢，它又分（两）个：一个是腹壁的膜和非附壁的膜。肋膜呢，都是白色的啊。据同学们反映呢，活体的肋膜跟死掉的肋膜呢，差别很大：解剖时候的肋膜啊，惨白惨白的；活体的肋膜呢，它是一层像酥油状的、有生命的（膜），我们很多的身净色（注：转写"深青色"），是在上面长着的、附着在上面的。肋膜呢，有三个部分：一个部分呢，就是皮肤下的这个肋膜，全身包着的、皮肤以下肌肉以上的一层膜；第二个呢，就是心脏的包膜，我们叫心包啊；还有一个就是肾脏的包膜，在肾脏上有一层薄薄的膜。所以修肋膜的时候，是要把这三个都观察到啊。</w:t>
+              <w:t>[00:07:48] 再下一个呢，是膜啊，就称为叫肋膜。膜呢，它又分（两）个：一个是腹壁的膜和非附壁的膜。肋膜呢，都是白色的啊。据同学们反映呢，活体的肋膜跟死掉的肋膜呢，差别很大：解剖时候的肋膜啊，惨白惨白的；活体的肋膜呢，它是一层像酥油状的、有生命的（膜），我们很多的身净色，是在上面长着的、附着在上面的。肋膜呢，有三个部分：一个部分呢，就是皮肤下的这个肋膜，全身包着的、皮肤以下肌肉以上的一层膜；第二个呢，就是心脏的包膜，我们叫心包啊；还有一个就是肾脏的包膜，在肾脏上有一层薄薄的膜。所以修肋膜的时候，是要把这三个都观察到啊。</w:t>
             </w:r>
           </w:p>
         </w:tc>
@@ -6484,7 +6484,7 @@
                 <w:color w:val="333333"/>
                 <w:sz w:val="22"/>
               </w:rPr>
-              <w:t>[00:13:42] 经典里面形容了：就像这个印度的村庄门口的污水池啊——在天气非常热之后开始雨季，倾盆大雨下来以后，因为水泛滥出来的这个尿啊、粪啊、皮啊、骨啊、浆啊、头发啊、唾液啊，各种各样的脏物混合在一起；还有蛆虫（注：转写"驱虫"）啊；因为太阳晒，起水泡啊，变成青黑色啊，就很臭、很厌恶啊。</w:t>
+              <w:t>[00:13:42] 经典里面形容了：就像这个印度的村庄门口的污水池啊——在天气非常热之后开始雨季，倾盆大雨下来以后，因为水泛滥出来的这个尿啊、粪啊、皮啊、骨啊、浆啊、头发啊、唾液啊，各种各样的脏物混合在一起；还有蛆虫啊；因为太阳晒，起水泡啊，变成青黑色啊，就很臭、很厌恶啊。</w:t>
             </w:r>
           </w:p>
         </w:tc>
@@ -6532,7 +6532,7 @@
                 <w:color w:val="333333"/>
                 <w:sz w:val="22"/>
               </w:rPr>
-              <w:t>[00:14:20] 我们的胃中物呢，差不多就是这样一种状态啊。定力够（注：转写"定力沟"）呢，就可以去观察到啊。当然我们也可以观察到你的胃表层有没有胃炎啊，有没有长东西啊，有没有胃溃疡啊等等，也是可以观察的。</w:t>
+              <w:t>[00:14:20] 我们的胃中物呢，差不多就是这样一种状态啊。定力够呢，就可以去观察到啊。当然我们也可以观察到你的胃表层有没有胃炎啊，有没有长东西啊，有没有胃溃疡啊等等，也是可以观察的。</w:t>
             </w:r>
           </w:p>
         </w:tc>
@@ -6628,7 +6628,7 @@
                 <w:color w:val="333333"/>
                 <w:sz w:val="22"/>
               </w:rPr>
-              <w:t>[00:14:57] 最后一个（固态的）呢，就是大脑啊。佛陀是把粪便跟大脑放在一起了，它其实长得也挺像的。大脑就是我们头腔、头盖骨里面的这个脑髓（注：转写"水水具"）啊，它是白色的。这个就是以地界的固态为主要特征的（二十身分）啊。</w:t>
+              <w:t>[00:14:57] 最后一个（固态的）呢，就是大脑啊。佛陀是把粪便跟大脑放在一起了，它其实长得也挺像的。大脑就是我们头腔、头盖骨里面的这个脑髓啊，它是白色的。这个就是以地界的固态为主要特征的（二十身分）啊。</w:t>
             </w:r>
           </w:p>
         </w:tc>
@@ -6735,7 +6735,7 @@
                 <w:color w:val="333333"/>
                 <w:sz w:val="22"/>
               </w:rPr>
-              <w:t>[00:15:50] 胆汁呢，是在我们肝脏的后方，就右边的肝脏的下方。一般如果是要做胆囊切除的人，他不是从前面开进去，他是从背后的肋骨（之间）进去的啊。胆汁呢，是参与消化用的。如果你可以观察：早上刚醒过来还没有吃饭的时候呢，胆汁的颜色就比较黄啊、比较浓；吃了饭以后你再观察呢，胆汁就会变得比较绿啊、比较清（注：转写"轻"）一点啊。当然如果你可以观察，伸到里面可以看到你的胆囊里面有没有结石啊（据源转写核准补足；原注"转写破碎"不确）——</w:t>
+              <w:t>[00:15:50] 胆汁呢，是在我们肝脏的后方，就右边的肝脏的下方。一般如果是要做胆囊切除的人，他不是从前面开进去，他是从背后的肋骨（之间）进去的啊。胆汁呢，是参与消化用的。如果你可以观察：早上刚醒过来还没有吃饭的时候呢，胆汁的颜色就比较黄啊、比较浓；吃了饭以后你再观察呢，胆汁就会变得比较绿啊、比较清一点啊。当然如果你可以观察，伸到里面可以看到你的胆囊里面有没有结石啊——</w:t>
             </w:r>
           </w:p>
         </w:tc>
@@ -6879,7 +6879,7 @@
                 <w:color w:val="333333"/>
                 <w:sz w:val="22"/>
               </w:rPr>
-              <w:t>[00:18:23] 血液呢，就是全身循环的，它又分两种啊：一种是积聚（注：转写"积体/机体"）的血液和循环的血液。积聚的血液呢，就是在我们的心脏里面、肝脏里面、肺脏里面，有一些聚积在那上面的，叫积聚的血液；还有就是全身循环的血液了。它是红色的，人类的血液呢也是非常腥臭的。所以为什么肌肉很臭啊？是跟血液的腥臭有关啊。</w:t>
+              <w:t>[00:18:23] 血液呢，就是全身循环的，它又分两种啊：一种是积聚的血液和循环的血液。积聚的血液呢，就是在我们的心脏里面、肝脏里面、肺脏里面，有一些聚积在那上面的，叫积聚的血液；还有就是全身循环的血液了。它是红色的，人类的血液呢也是非常腥臭的。所以为什么肌肉很臭啊？是跟血液的腥臭有关啊。</w:t>
             </w:r>
           </w:p>
         </w:tc>
@@ -6927,7 +6927,7 @@
                 <w:color w:val="333333"/>
                 <w:sz w:val="22"/>
               </w:rPr>
-              <w:t>[00:18:50] （汗呢，）就大家都很熟悉啊，毛孔渗透出来的水了啊。有些人有汗臭啊，有些人呢不会那么臭啊，跟他的这个心生色法（转写"新陈色法"）有关，也跟他的内分泌有关啊。在人体的往外流的体液里面呢，有两种体液是（明显）有新生色法（即心生色法）的：一个是眼泪，一个是汗。</w:t>
+              <w:t>[00:18:50] （汗呢，）就大家都很熟悉啊，毛孔渗透出来的水了啊。有些人有汗臭啊，有些人呢不会那么臭啊，跟他的这个心生色法有关，也跟他的内分泌有关啊。在人体的往外流的体液里面呢，有两种体液是（明显）有新生色法（即心生色法）的：一个是眼泪，一个是汗。</w:t>
             </w:r>
           </w:p>
         </w:tc>
@@ -7023,7 +7023,7 @@
                 <w:color w:val="333333"/>
                 <w:sz w:val="22"/>
               </w:rPr>
-              <w:t>[00:20:44] 最后一组呢，就是眼泪啊、油膏、唾液、鼻涕、关节滑液、尿（注：末二字转写"分泌"，按序列校为"尿"）。这个油膏呢——vasā（注：转写"瓦沙"）呢——就是我们指什么呢？就是从皮肤渗出来那个油啊。虽然也是脂肪，但是佛陀把它单独列出来了啊。很多人就是身上搓一搓，搓出一团黑黑的东西来，那个是油膏。</w:t>
+              <w:t>[00:20:44] 最后一组呢，就是眼泪啊、油膏、唾液、鼻涕、关节滑液、尿。这个油膏呢——vasā呢——就是我们指什么呢？就是从皮肤渗出来那个油啊。虽然也是脂肪，但是佛陀把它单独列出来了啊。很多人就是身上搓一搓，搓出一团黑黑的东西来，那个是油膏。</w:t>
             </w:r>
           </w:p>
         </w:tc>
@@ -7309,7 +7309,7 @@
                 <w:color w:val="333333"/>
                 <w:sz w:val="22"/>
               </w:rPr>
-              <w:t>[00:23:54] 三十二身分的内容呢，就简单（讲到这里），我们有一个概念了啊。大家自己来去修啊，如果有专门修的人呢，你可以提出来，我们按照你的问题再来讲。一般情况下呢，三十二身分如果是要修成的话呢，在止观的体系，我们是成就入出息念第四禅（注：转写"入宿习练第四场"）以后再修三十二身分呢。</w:t>
+              <w:t>[00:23:54] 三十二身分的内容呢，就简单（讲到这里），我们有一个概念了啊。大家自己来去修啊，如果有专门修的人呢，你可以提出来，我们按照你的问题再来讲。一般情况下呢，三十二身分如果是要修成的话呢，在止观的体系，我们是成就入出息念第四禅以后再修三十二身分呢。</w:t>
             </w:r>
           </w:p>
         </w:tc>
@@ -7357,7 +7357,7 @@
                 <w:color w:val="333333"/>
                 <w:sz w:val="22"/>
               </w:rPr>
-              <w:t>[00:24:28] 那时候三十二身分呢，就是要完整地看到——在你身体体内清晰地看到啊，甚至呢，可以深入到每一个身分的里面去观察它的健康程度啊：甚至你的牙齿（健康与否）啊（注：转写"牙齿坐不住"，破碎），这个肾脏里面有没有囊肿啊、有没有结石啊，就可以这样去观察了啊。这个是我们基本上的一个要求啊。</w:t>
+              <w:t>[00:24:28] 那时候三十二身分呢，就是要完整地看到——在你身体体内清晰地看到啊，甚至呢，可以深入到每一个身分的里面去观察它的健康程度啊：甚至你的牙齿（健康与否）啊，这个肾脏里面有没有囊肿啊、有没有结石啊，就可以这样去观察了啊。这个是我们基本上的一个要求啊。</w:t>
             </w:r>
           </w:p>
         </w:tc>
@@ -7405,7 +7405,7 @@
                 <w:color w:val="333333"/>
                 <w:sz w:val="22"/>
               </w:rPr>
-              <w:t>[00:24:59] 为什么三十二身分要能看得清楚呢？如果你的定力连着一块一块这么大块的三十二身分都看不清楚，那么未来那个刹那生灭的极其细小的色法你怎么看呢？然后那个比色法生灭更快的名法（注：转写"明法"）啊，无形无相的名法，你就更观察不到啊。所以它这个止观的体系，它就是渐次的啊——从粗到细的，从概念法到究竟法，是这样的过程。</w:t>
+              <w:t>[00:24:59] 为什么三十二身分要能看得清楚呢？如果你的定力连着一块一块这么大块的三十二身分都看不清楚，那么未来那个刹那生灭的极其细小的色法你怎么看呢？然后那个比色法生灭更快的名法啊，无形无相的名法，你就更观察不到啊。所以它这个止观的体系，它就是渐次的啊——从粗到细的，从概念法到究竟法，是这样的过程。</w:t>
             </w:r>
           </w:p>
         </w:tc>
@@ -7453,7 +7453,7 @@
                 <w:color w:val="333333"/>
                 <w:sz w:val="22"/>
               </w:rPr>
-              <w:t>[00:25:33] 一个三十二身分修成的人呢，基本上呢，他只要心一作意，那十方啊，就周边全都是三十二身分呢。每个同学到那个阶段都要练习：这个禅堂一坐下来就是一堆三十二身分，没有人管他了；吃饭的时候一坐下来都是三十二身分；走到街上，周围全是三十二身分啊。有些人一上菜市场就很恶心，因为菜市场里面全是三十二身分啊。大部分人都是可以做到的：就是禅那（注：转写"市场"）稳定、定力稳定的时候呢，他就用（禅那的）光明扫出去啊，可以扫很远很远，可以扫到东半球西半球、南半球北半球啊，看一下它下面都是三十二身分啊。</w:t>
+              <w:t>[00:25:33] 一个三十二身分修成的人呢，基本上呢，他只要心一作意，那十方啊，就周边全都是三十二身分呢。每个同学到那个阶段都要练习：这个禅堂一坐下来就是一堆三十二身分，没有人管他了；吃饭的时候一坐下来都是三十二身分；走到街上，周围全是三十二身分啊。有些人一上菜市场就很恶心，因为菜市场里面全是三十二身分啊。大部分人都是可以做到的：就是禅那稳定、定力稳定的时候呢，他就用（禅那的）光明扫出去啊，可以扫很远很远，可以扫到东半球西半球、南半球北半球啊，看一下它下面都是三十二身分啊。</w:t>
             </w:r>
           </w:p>
         </w:tc>
@@ -7759,7 +7759,7 @@
                 <w:color w:val="333333"/>
                 <w:sz w:val="22"/>
               </w:rPr>
-              <w:t>[00:00:01] （心散的时候）也可以修三十二身分。我每天早上都有念诵这个三十二身分。大家也可以试一下，随着我的引导你去作意（注：转写"作业"）：我念到一个身分，你的心呢，就朝向于那个地方，去到那个地方就可以。头发：你的心呢，就从头皮以下，向上去感觉那个头发，从一根到一片，到全部（的头发）。体毛：你可以从眉毛开始，男众可以（连）到胡子，也是从里向外——从发根到（发梢）。可以到胡子，可以到腋毛，可以到身毛（注：转写"申卯"）；手臂啊、腿部（注：转写"退步"）啊，体毛可以一个位置一个位置逐步扫描全身。</w:t>
+              <w:t>[00:00:01] （心散的时候）也可以修三十二身分。我每天早上都有念诵这个三十二身分。大家也可以试一下，随着我的引导你去作意：我念到一个身分，你的心呢，就朝向于那个地方，去到那个地方就可以。头发：你的心呢，就从头皮以下，向上去感觉那个头发，从一根到一片，到全部（的头发）。体毛：你可以从眉毛开始，男众可以（连）到胡子，也是从里向外——从发根到（发梢）。可以到胡子，可以到腋毛，可以到身毛；手臂啊、腿部啊，体毛可以一个位置一个位置逐步扫描全身。</w:t>
             </w:r>
           </w:p>
         </w:tc>
@@ -7807,7 +7807,7 @@
                 <w:color w:val="333333"/>
                 <w:sz w:val="22"/>
               </w:rPr>
-              <w:t>[00:01:29] 指甲（注：转写"支架"）：从手指甲开始，一个一个指甲看过去（注：其后转写"让我同事看到了"破碎，略）。左手从拇指到小拇指，右手从拇指到小拇指；也是把心投向那个指甲的内部——跟肉连在一起的、跟肌肉连接的内层，要往外看。看完手指甲看脚趾甲：脚趾的指甲（注：转写"高架的支架"），大拇指到小拇指；右脚的指甲，大拇指到小拇指。双手双脚的指甲，同时看到。牙齿：上牙（注：转写"象牙"）、下牙，从门牙（注：转写"长牙"）到磨牙（注：转写"萌芽"），同时看到有一口的牙齿（注：转写"牙子"）。</w:t>
+              <w:t>[00:01:29] 指甲：从手指甲开始，一个一个指甲看过去。左手从拇指到小拇指，右手从拇指到小拇指；也是把心投向那个指甲的内部——跟肉连在一起的、跟肌肉连接的内层，要往外看。看完手指甲看脚趾甲：脚趾的指甲，大拇指到小拇指；右脚的指甲，大拇指到小拇指。双手双脚的指甲，同时看到。牙齿：上牙、下牙，从门牙到磨牙，同时看到有一口的牙齿。</w:t>
             </w:r>
           </w:p>
         </w:tc>
@@ -7855,7 +7855,7 @@
                 <w:color w:val="333333"/>
                 <w:sz w:val="22"/>
               </w:rPr>
-              <w:t>[00:02:39] 接下来的是皮肤。你可以从你的脸部皮肤看起，皮肤也是从（与肌肉）连接（注：转写"居头连接"，破碎）的地方开始看。皮肤外面充满了毛孔，毛孔里面都有（毛）（注：转写"告知"，据语境疑为"毛"）。头面部的全部（皮肤）、手臂（注：转写"大江手"）、前胸、后背、腰、腹部（注：转写"不不"）、臀部、腿部，加上（注：转写"家长"）所有的皮肤。你感觉那个皮肤被（抽）出来一样，像脱衣服一样——皮肤（被）抽出来，从里面向外看。这就是一组：头发、体毛、指甲、牙齿、皮肤。</w:t>
+              <w:t>[00:02:39] 接下来的是皮肤。你可以从你的脸部皮肤看起，皮肤也是从（与肌肉）连接的地方开始看。皮肤外面充满了毛孔，毛孔里面都有（毛）。头面部的全部（皮肤）、手臂、前胸、后背、腰、腹部、臀部、腿部，加上所有的皮肤。你感觉那个皮肤被（抽）出来一样，像脱衣服一样——皮肤（被）抽出来，从里面向外看。这就是一组：头发、体毛、指甲、牙齿、皮肤。</w:t>
             </w:r>
           </w:p>
         </w:tc>
@@ -7914,7 +7914,7 @@
                 <w:color w:val="333333"/>
                 <w:sz w:val="22"/>
               </w:rPr>
-              <w:t>[00:03:57] 第二组接着下来，皮肤以下的，肌肉：脸部的肌肉。肌肉是红色的，人的肌肉是红色的：脸部的肌肉、脖子的肌肉、手臂的肌肉、前胸后背的肌肉、腰的肌肉、臀部的肌肉、腿（注：转写"脚"）的肌肉，全身的肌肉同时看到。</w:t>
+              <w:t>[00:03:57] 第二组接着下来，皮肤以下的，肌肉：脸部的肌肉。肌肉是红色的，人的肌肉是红色的：脸部的肌肉、脖子的肌肉、手臂的肌肉、前胸后背的肌肉、腰的肌肉、臀部的肌肉、腿的肌肉，全身的肌肉同时看到。</w:t>
             </w:r>
           </w:p>
         </w:tc>
@@ -7962,7 +7962,7 @@
                 <w:color w:val="333333"/>
                 <w:sz w:val="22"/>
               </w:rPr>
-              <w:t>[00:04:00] 肌肉里面是筋腱，白白的筋腱。它负责牵拉着身体、传递各种信息。最大的筋腱呢，就是支撑头颈部的筋腱，还有脖子的大筋；往下肩膀也是有很多筋，手臂、手，后背的筋很多，臀部、大腿有很多的筋啊。筋腱（注：转写"听见"）。</w:t>
+              <w:t>[00:04:00] 肌肉里面是筋腱，白白的筋腱。它负责牵拉着身体、传递各种信息。最大的筋腱呢，就是支撑头颈部的筋腱，还有脖子的大筋；往下肩膀也是有很多筋，手臂、手，后背的筋很多，臀部、大腿有很多的筋啊。筋腱。</w:t>
             </w:r>
           </w:p>
         </w:tc>
@@ -8010,7 +8010,7 @@
                 <w:color w:val="333333"/>
                 <w:sz w:val="22"/>
               </w:rPr>
-              <w:t>[00:05:31] 接着是骨头（注：转写"叫你是骨头"）。从头盖骨——头盖骨的骨头像骷髅一样；肩膀（注：转写"肩膀不是脖子"，据语境整理），脖子——脖子就是颈椎的骨头；肩膀、肩胛骨；上臂、下臂是手骨，手掌的掌骨；后背的脊柱、肋骨；腰部、腰椎；胯骨；大腿骨、小腿骨、胫骨（注：转写"筋骨"）；脚掌骨。全身从上到下的那个骨头，可以（这样）想一下。</w:t>
+              <w:t>[00:05:31] 接着是骨头。从头盖骨——头盖骨的骨头像骷髅一样；肩膀，脖子——脖子就是颈椎的骨头；肩膀、肩胛骨；上臂、下臂是手骨，手掌的掌骨；后背的脊柱、肋骨；腰部、腰椎；胯骨；大腿骨、小腿骨、胫骨；脚掌骨。全身从上到下的那个骨头，可以（这样）想一下。</w:t>
             </w:r>
           </w:p>
         </w:tc>
@@ -8106,7 +8106,7 @@
                 <w:color w:val="333333"/>
                 <w:sz w:val="22"/>
               </w:rPr>
-              <w:t>[00:06:43] 再来到心脏：心脏（注：转写"进站"）是靠我们左边，靠左边一点，胸（骨）以下、胸肋骨以上里面，有心脏——红色的心脏，在跳动的心脏。然后（看）一下，中间肋骨以下，身体器官里面最大的器官——肝脏：褐色的肝脏，从右到左。</w:t>
+              <w:t>[00:06:43] 再来到心脏：心脏是靠我们左边，靠左边一点，胸（骨）以下、胸肋骨以上里面，有心脏——红色的心脏，在跳动的心脏。然后（看）一下，中间肋骨以下，身体器官里面最大的器官——肝脏：褐色的肝脏，从右到左。</w:t>
             </w:r>
           </w:p>
         </w:tc>
@@ -8154,7 +8154,7 @@
                 <w:color w:val="333333"/>
                 <w:sz w:val="22"/>
               </w:rPr>
-              <w:t>[00:08:18] 好，再往下是膜。膜不是横膈膜。膜有三个：一个是心脏的包膜——心包；一个是肾的包膜；再一个是皮肤以下、全身包裹着的一层微细的膜（注：转写"微细的毛"）。这个膜只有活体的时候才会有，死了就消失了。全身的膜有三种：皮下膜、心包膜（心包），还有肾包膜。</w:t>
+              <w:t>[00:08:18] 好，再往下是膜。膜不是横膈膜。膜有三个：一个是心脏的包膜——心包；一个是肾的包膜；再一个是皮肤以下、全身包裹着的一层微细的膜。这个膜只有活体的时候才会有，死了就消失了。全身的膜有三种：皮下膜、心包膜（心包），还有肾包膜。</w:t>
             </w:r>
           </w:p>
         </w:tc>
@@ -8202,7 +8202,7 @@
                 <w:color w:val="333333"/>
                 <w:sz w:val="22"/>
               </w:rPr>
-              <w:t>[00:08:58] 再往下是肺：胸腔里面（很大）的器官，左边一个，右边一个，两叶（注：转写"两月会"）肺。肺也是（淡）红色的（注：转写"黄红色"）。再往下是肠（注：转写"禅"）：中间是小肠，外圈是大肠；在左边往肛门方向过来的最后这一段是直肠。肠和肠之间呢，有（膜）——像棉纱一样的、纱状的脂肪，叫肠间膜（注：转写"肠结膜"）。</w:t>
+              <w:t>[00:08:58] 再往下是肺：胸腔里面（很大）的器官，左边一个，右边一个，两叶肺。肺也是（淡）红色的。再往下是肠：中间是小肠，外圈是大肠；在左边往肛门方向过来的最后这一段是直肠。肠和肠之间呢，有（膜）——像棉纱一样的、纱状的脂肪，叫肠间膜。</w:t>
             </w:r>
           </w:p>
         </w:tc>
@@ -8250,7 +8250,7 @@
                 <w:color w:val="333333"/>
                 <w:sz w:val="22"/>
               </w:rPr>
-              <w:t>[00:09:40] 然后再往下呢是胃：肝脏以下、肠子（注：转写"长子"）以上这个区域呢，是胃。要想着胃里面装满了我们过去吃下去的那些食物，正在那里搅拌、腐化、熟化。再往下是粪（注：转写"凤"）：粪便在直肠（注：转写"资产"，据语境校）那个地方等着往外排，如果脾胃不好的人呢，就排不干净。</w:t>
+              <w:t>[00:09:40] 然后再往下呢是胃：肝脏以下、肠子以上这个区域呢，是胃。要想着胃里面装满了我们过去吃下去的那些食物，正在那里搅拌、腐化、熟化。再往下是粪：粪便在直肠那个地方等着往外排，如果脾胃不好的人呢，就排不干净。</w:t>
             </w:r>
           </w:p>
         </w:tc>
@@ -8298,7 +8298,7 @@
                 <w:color w:val="333333"/>
                 <w:sz w:val="22"/>
               </w:rPr>
-              <w:t>[00:10:25] 再往下是大脑，就是脑髓：我们的大脑、小脑里面的脑髓。这些呢都是以地界为主的身分（注：转写"省份"）啊。再往下是以水界（注：转写"水解"）为主的身分，像胆汁：它在肝脏的里面，在身体的右边肝脏的里边，有胆汁、有胆囊，胆囊里面有胆汁啊。</w:t>
+              <w:t>[00:10:25] 再往下是大脑，就是脑髓：我们的大脑、小脑里面的脑髓。这些呢都是以地界为主的身分啊。再往下是以水界为主的身分，像胆汁：它在肝脏的里面，在身体的右边肝脏的里边，有胆汁、有胆囊，胆囊里面有胆汁啊。</w:t>
             </w:r>
           </w:p>
         </w:tc>
@@ -8377,7 +8377,7 @@
                 <w:color w:val="333333"/>
                 <w:sz w:val="22"/>
               </w:rPr>
-              <w:t>[00:14:56] 三十二身分本身是修不净的。当我们看到自己的身体是这些组成，别人的身体也是这些组成——不净，充满了不净啊。你喜欢的那个帅哥美女，其实都是这些不净组成；每个人肚子里面都是一泡屎尿。这个生命很不堪，令人厌恶。（修习不净，能）防护（注：转写"修补。经保护"，据语境整理）我们对自己的身体和对他人的身体生起贪爱。那你也可以拿来用：你打妄想的时候、心不听话的时候，就（修）三十二身分。</w:t>
+              <w:t>[00:14:56] 三十二身分本身是修不净的。当我们看到自己的身体是这些组成，别人的身体也是这些组成——不净，充满了不净啊。你喜欢的那个帅哥美女，其实都是这些不净组成；每个人肚子里面都是一泡屎尿。这个生命很不堪，令人厌恶。（修习不净，能）防护我们对自己的身体和对他人的身体生起贪爱。那你也可以拿来用：你打妄想的时候、心不听话的时候，就（修）三十二身分。</w:t>
             </w:r>
           </w:p>
         </w:tc>
@@ -8425,7 +8425,7 @@
                 <w:color w:val="333333"/>
                 <w:sz w:val="22"/>
               </w:rPr>
-              <w:t>[00:15:51] 三十二身分有三十二个所缘，它在身体的三十二个不同的部位（注：转写"三四个"，据语境校）。你要一个个去找它们，心就会比较忙，你就没空打妄想（注：转写"万祥"）了。然后再反过来（注：转写"再强打弯一下"，据语境整理）背一遍：从尿一直背到头发，你又没空（打妄想）——也可以用这种方式来解决。</w:t>
+              <w:t>[00:15:51] 三十二身分有三十二个所缘，它在身体的三十二个不同的部位。你要一个个去找它们，心就会比较忙，你就没空打妄想了。然后再反过来背一遍：从尿一直背到头发，你又没空（打妄想）——也可以用这种方式来解决。</w:t>
             </w:r>
           </w:p>
         </w:tc>
@@ -8484,7 +8484,7 @@
                 <w:color w:val="333333"/>
                 <w:sz w:val="22"/>
               </w:rPr>
-              <w:t>[00:16:16] 对于（心）散乱（注：转写"外面很多"，据语境整理）的人，一开始呢，就用这种很多所缘的（收摄）来练习三十二身分啊，和佛随念建塔（注：转写"锤炼践塔"，据语境整理）。然后呢，给自己的身体从头到脚散播慈爱啊，这些都很有效。好啊，你可以继续修三十二身分，你也可以继续修佛随念（注：转写"和随念"），你也可以转去修入出息（注：转写"个出席"），你也可以休息一会儿。你们自己选择：要继续修的就留下来继续修；要休息的就去休息一小会儿，尽量不要发出声音。</w:t>
+              <w:t>[00:16:16] 对于（心）散乱的人，一开始呢，就用这种很多所缘的（收摄）来练习三十二身分啊，和佛随念建塔。然后呢，给自己的身体从头到脚散播慈爱啊，这些都很有效。好啊，你可以继续修三十二身分，你也可以继续修佛随念，你也可以转去修入出息，你也可以休息一会儿。你们自己选择：要继续修的就留下来继续修；要休息的就去休息一小会儿，尽量不要发出声音。</w:t>
             </w:r>
           </w:p>
         </w:tc>
@@ -8626,7 +8626,7 @@
                 <w:color w:val="333333"/>
                 <w:sz w:val="22"/>
               </w:rPr>
-              <w:t>[00:19:39] 三十二身分呢，就是我们每天早上念诵的三十二身分里面提到的：头发、体毛、指甲、牙齿、皮肤，肌肉、筋腱、骨头、骨髓、肾，心、肝、膜、脾、肺，肠、肠间膜（注：转写"肠结膜"）、胃中物、粪、脑，胆汁、痰、脓、血、汗，脂肪、眼泪、膏脂、鼻涕，唾液、关节滑液（注：转写"关节发育"）、尿——就是身体的三十二身分。佛陀呢，按照这样的次第（注：转写"次壁"）排列，让我们去观察。</w:t>
+              <w:t>[00:19:39] 三十二身分呢，就是我们每天早上念诵的三十二身分里面提到的：头发、体毛、指甲、牙齿、皮肤，肌肉、筋腱、骨头、骨髓、肾，心、肝、膜、脾、肺，肠、肠间膜、胃中物、粪、脑，胆汁、痰、脓、血、汗，脂肪、眼泪、膏脂、鼻涕，唾液、关节滑液、尿——就是身体的三十二身分。佛陀呢，按照这样的次第排列，让我们去观察。</w:t>
             </w:r>
           </w:p>
         </w:tc>
@@ -8685,7 +8685,7 @@
                 <w:color w:val="333333"/>
                 <w:sz w:val="22"/>
               </w:rPr>
-              <w:t>[00:23:18] 那修三十二身分有什么样的利益呢？第一个呢，它是不乐与乐的征服者啊。不乐与乐的征服者呢，就是你喜欢的和你不喜欢的：你对自己的身体的喜欢和不喜欢啊；你看到别人很漂亮，然后你觉得嫉妒啊；你对自己照照镜子觉得挺帅、觉得很好看啊，就很乐啊。你修三十二身分都可以征服啊：别人再好看，都是三十二身分，肚子里都是一泡屎尿；你自己再好看，也是这样——你只要三天不洗澡，你就很臭啊。就是乐与不乐的征服者，怖畏恐惧的征服者（注：转写"护位恐惧"）——就是怖畏（注：转写"护卫"）会老啊、怖畏会死亡啊，这些。</w:t>
+              <w:t>[00:23:18] 那修三十二身分有什么样的利益呢？第一个呢，它是不乐与乐的征服者啊。不乐与乐的征服者呢，就是你喜欢的和你不喜欢的：你对自己的身体的喜欢和不喜欢啊；你看到别人很漂亮，然后你觉得嫉妒啊；你对自己照照镜子觉得挺帅、觉得很好看啊，就很乐啊。你修三十二身分都可以征服啊：别人再好看，都是三十二身分，肚子里都是一泡屎尿；你自己再好看，也是这样——你只要三天不洗澡，你就很臭啊。就是乐与不乐的征服者，怖畏恐惧的征服者——就是怖畏会老啊、怖畏会死亡啊，这些。</w:t>
             </w:r>
           </w:p>
         </w:tc>
@@ -8764,7 +8764,7 @@
                 <w:color w:val="333333"/>
                 <w:sz w:val="22"/>
               </w:rPr>
-              <w:t>[00:21:04] 古时候呢，没有那些（检查设备）啊（注：转写"没有那些土"，破碎），也没有这个彩超B超啊。佛陀时代呢，大家禅定够的时候就直接看了啊。我们现在呢，如果自己要观察呢，也是可以啊。基本上在我们的课程里面，如果一个禅修者他证得了禅那（注：转写"市场"）啊——比如说入出息念的禅那（注：转写"入驻新店的市场"），入出息念禅那（成就，注：转写"入心愿市禅完"）以后就修这个三十二身分。</w:t>
+              <w:t>[00:21:04] 古时候呢，没有那些（检查设备）啊，也没有这个彩超B超啊。佛陀时代呢，大家禅定够的时候就直接看了啊。我们现在呢，如果自己要观察呢，也是可以啊。基本上在我们的课程里面，如果一个禅修者他证得了禅那啊——比如说入出息念的禅那，入出息念禅那以后就修这个三十二身分。</w:t>
             </w:r>
           </w:p>
         </w:tc>
@@ -8812,7 +8812,7 @@
                 <w:color w:val="333333"/>
                 <w:sz w:val="22"/>
               </w:rPr>
-              <w:t>[00:21:44] 什么叫做三十二身分修成功呢？按照《童蒙止观》里面叫"善根发"的相啊。三十二身分修成的特点呢，就是你在那个禅那（注：转写"视场"）出来以后，以（定中，注：转写"定期"）观察，你身体的每一个器官就跟你平常在眼睛看到的一模一样啊，那么清晰、那么明确，颜色都是一样，甚至比你眼睛（看）还能够更深入。</w:t>
+              <w:t>[00:21:44] 什么叫做三十二身分修成功呢？按照《童蒙止观》里面叫"善根发"的相啊。三十二身分修成的特点呢，就是你在那个禅那出来以后，以观察，你身体的每一个器官就跟你平常在眼睛看到的一模一样啊，那么清晰、那么明确，颜色都是一样，甚至比你眼睛（看）还能够更深入。</w:t>
             </w:r>
           </w:p>
         </w:tc>
@@ -8908,7 +8908,7 @@
                 <w:color w:val="333333"/>
                 <w:sz w:val="22"/>
               </w:rPr>
-              <w:t>[00:22:43] 甚至有些同学呢，他已经可以（做）切片扫描啊。本来呢，我们的切片扫描是在修色法的时候再来做的，但是有些定力好的（注：转写"病理好的"），他在禅那的时候就可以啊：就是顺着那个每个器官，深入到每个器官里一步一步一点一点地看啊。有些人就能看到里面的结节啊；有些还没有到结节，但是它那个开始硬化啊，有些硬化、有些变形、颜色有些变化啊，它都能看到，没有问题。</w:t>
+              <w:t>[00:22:43] 甚至有些同学呢，他已经可以（做）切片扫描啊。本来呢，我们的切片扫描是在修色法的时候再来做的，但是有些定力好的，他在禅那的时候就可以啊：就是顺着那个每个器官，深入到每个器官里一步一步一点一点地看啊。有些人就能看到里面的结节啊；有些还没有到结节，但是它那个开始硬化啊，有些硬化、有些变形、颜色有些变化啊，它都能看到，没有问题。</w:t>
             </w:r>
           </w:p>
         </w:tc>
@@ -8987,7 +8987,7 @@
                 <w:color w:val="333333"/>
                 <w:sz w:val="22"/>
               </w:rPr>
-              <w:t>[00:54:21] 观察到呢，有几个角度啊。第一个角度呢，就是你身体就是这堆东西组成的啊，并没有（一个"我"）——你说这个是我，那哪一个部分、哪一个身分算是你呢？你是若干个身分（注：转写"生份"）撮合起来的一个东西啊。比如说这个手是我，那如果哪天你手断了，你觉得那个还是你吗？（你说）那个时候"我"就不在了；那你说那没有了手的那个（身体），是我。那你每一个部分都去掉完，原来谁是你呢？对啊，这个就是很粗的（对）无我（注：转写"吴我"）的观察啊。</w:t>
+              <w:t>[00:54:21] 观察到呢，有几个角度啊。第一个角度呢，就是你身体就是这堆东西组成的啊，并没有（一个"我"）——你说这个是我，那哪一个部分、哪一个身分算是你呢？你是若干个身分撮合起来的一个东西啊。比如说这个手是我，那如果哪天你手断了，你觉得那个还是你吗？（你说）那个时候"我"就不在了；那你说那没有了手的那个（身体），是我。那你每一个部分都去掉完，原来谁是你呢？对啊，这个就是很粗的（对）无我的观察啊。</w:t>
             </w:r>
           </w:p>
         </w:tc>
@@ -9094,7 +9094,7 @@
                 <w:color w:val="333333"/>
                 <w:sz w:val="22"/>
               </w:rPr>
-              <w:t>[00:55:20] 第二个呢？每一个身分呢，如果你深入地去观察、深入去感觉，它其实都非常的脏、不净、很臭。你每天洗澡、每天涂粉、每天涂香水，你可能感觉不出来啊。这个其实你自己知道：如果你几天不洗澡，尤其在广州热天的时候，都不要讲三天不洗澡，一天不洗澡，你晚上就受不了，对吧？就很臭，真的很臭：头发很臭啊，每个毛孔都很臭，皮肤很臭啊，牙齿很臭。指甲呢，你如果是十天不剪一下啊，里面就一层（黑）的东西，很丑啊（原注"转写很丑"，前误校为"脏"，今回改）。这是外在的、你能看到的"丑"；身体也一样的啊：肌肉很臭。你要是觉得不臭的话，去那个菜市场，不用（注：转写"不吃"）生鲜的，就那个卖肉的地方啊，你闻闻，都是腥臭啊。人也很臭，其实人比猪肉、比羊肉还臭。肌肉啊、筋腱啊、骨头啊、骨髓啊，它都是这样啊。一个肾脏啊，肾脏臭尿味儿——你吃过羊腰子、猪腰子就知道，它就是臭尿味儿，因为尿是通过那个（器官，注：转写"那个点"）排泄出来的。心脏呢，有血液充满，就血腥血腥的，这个心脏就是这个味道啊。肝脏呢，据他们去（尝）了，辣辣的——你在修色法的时候，可以去取它的味道啊，这个肝脏是辣辣的。胆囊的胆汁是苦的啊，苦腥苦腥的啊。肺部呢也是腥臭的啊。当你定力（够）的时候（注：转写"病例的时候"），你进入到你的胸腔和这个腹腔，它就有各种味道在里面弥漫。所以我们的身体呢，充满如此种种之不净（注：转写"不幸"）。</w:t>
+              <w:t>[00:55:20] 第二个呢？每一个身分呢，如果你深入地去观察、深入去感觉，它其实都非常的脏、不净、很臭。你每天洗澡、每天涂粉、每天涂香水，你可能感觉不出来啊。这个其实你自己知道：如果你几天不洗澡，尤其在广州热天的时候，都不要讲三天不洗澡，一天不洗澡，你晚上就受不了，对吧？就很臭，真的很臭：头发很臭啊，每个毛孔都很臭，皮肤很臭啊，牙齿很臭。指甲呢，你如果是十天不剪一下啊，里面就一层（黑）的东西，很丑啊。这是外在的、你能看到的"丑"；身体也一样的啊：肌肉很臭。你要是觉得不臭的话，去那个菜市场，不用生鲜的，就那个卖肉的地方啊，你闻闻，都是腥臭啊。人也很臭，其实人比猪肉、比羊肉还臭。肌肉啊、筋腱啊、骨头啊、骨髓啊，它都是这样啊。一个肾脏啊，肾脏臭尿味儿——你吃过羊腰子、猪腰子就知道，它就是臭尿味儿，因为尿是通过那个排泄出来的。心脏呢，有血液充满，就血腥血腥的，这个心脏就是这个味道啊。肝脏呢，据他们去（尝）了，辣辣的——你在修色法的时候，可以去取它的味道啊，这个肝脏是辣辣的。胆囊的胆汁是苦的啊，苦腥苦腥的啊。肺部呢也是腥臭的啊。当你定力（够）的时候，你进入到你的胸腔和这个腹腔，它就有各种味道在里面弥漫。所以我们的身体呢，充满如此种种之不净。</w:t>
             </w:r>
           </w:p>
         </w:tc>
@@ -9190,7 +9190,7 @@
                 <w:color w:val="333333"/>
                 <w:sz w:val="22"/>
               </w:rPr>
-              <w:t>[00:58:22] 在修的时候呢，你一定要去观察它每一个身分的不净和可厌（注：转写"可言"）。而不能说"皮肤还是挺光洁的，我觉得他还是挺好的"。你要去看到皮肤每一个毛孔——每一个毛孔每天都在往外流脏东西——要这样去想才行。而不是我看一下他的皮肤："我觉得这皮肤还是不错"，那你的贪着会不断再生起来。所以它是要去正对治啊。而且我们要知道它是怎么来修它的：一定对它的颜色啊、对它的味道啊、对它的前后左右的这些器官的这种状态啊，它的不净、它的可厌要体会出来，那么就能起到这样的作用。</w:t>
+              <w:t>[00:58:22] 在修的时候呢，你一定要去观察它每一个身分的不净和可厌。而不能说"皮肤还是挺光洁的，我觉得他还是挺好的"。你要去看到皮肤每一个毛孔——每一个毛孔每天都在往外流脏东西——要这样去想才行。而不是我看一下他的皮肤："我觉得这皮肤还是不错"，那你的贪着会不断再生起来。所以它是要去正对治啊。而且我们要知道它是怎么来修它的：一定对它的颜色啊、对它的味道啊、对它的前后左右的这些器官的这种状态啊，它的不净、它的可厌要体会出来，那么就能起到这样的作用。</w:t>
             </w:r>
           </w:p>
         </w:tc>
@@ -9297,7 +9297,7 @@
                 <w:color w:val="333333"/>
                 <w:sz w:val="22"/>
               </w:rPr>
-              <w:t>[00:59:37] 你可以修一下三十二身分。因为三十二身分有至少（注：转写"有只少"）三十二个目标嘛，你从头到脚这样过一遍以后，第一个你不会打妄想，因为一开始都记不住啊，一个个过；然后你想它的不净、想它的可厌啊，那想着想着你的心慢慢就平静下来。平静下来完以后，你就可以去觉知入出息（注：转写"觉择如初息"）。</w:t>
+              <w:t>[00:59:37] 你可以修一下三十二身分。因为三十二身分有至少三十二个目标嘛，你从头到脚这样过一遍以后，第一个你不会打妄想，因为一开始都记不住啊，一个个过；然后你想它的不净、想它的可厌啊，那想着想着你的心慢慢就平静下来。平静下来完以后，你就可以去觉知入出息。</w:t>
             </w:r>
           </w:p>
         </w:tc>
@@ -9345,7 +9345,7 @@
                 <w:color w:val="333333"/>
                 <w:sz w:val="22"/>
               </w:rPr>
-              <w:t>[01:00:02] 对于这个平静心呢，我们前面教的这几个方法都是可以用的啊：如果你的心非常烦躁，就修三十二身分（注：转写"三者身份"）；如果你的心有一点烦躁、有点无力，平静不下来，修佛随念建塔（注：转写"佛随念见塔"）啊。然后你的心没有太烦躁，但是有淡淡的嗔或者有嗔心啊，（先）对自己修慈心（注：转写"羞耻心/修耻心"），让自己的心啊安宁下来，快乐升起来，然后给所有的众生修慈心啊；然后心平静下来以后，再来（修）入出息（注：转写"对自如出息"）啊。</w:t>
+              <w:t>[01:00:02] 对于这个平静心呢，我们前面教的这几个方法都是可以用的啊：如果你的心非常烦躁，就修三十二身分；如果你的心有一点烦躁、有点无力，平静不下来，修佛随念建塔啊。然后你的心没有太烦躁，但是有淡淡的嗔或者有嗔心啊，（先）对自己修慈心，让自己的心啊安宁下来，快乐升起来，然后给所有的众生修慈心啊；然后心平静下来以后，再来（修）入出息啊。</w:t>
             </w:r>
           </w:p>
         </w:tc>
@@ -9393,7 +9393,7 @@
                 <w:color w:val="333333"/>
                 <w:sz w:val="22"/>
               </w:rPr>
-              <w:t>[01:00:37] 所以说，为什么叫护卫禅（注：转写"护胃肠"）呢？就是保护你能够在禅观（注：转写"直观"）的路上，平平稳稳（注：转写"平平稳的"）地往前走啊。所以，三十二身分呢，首先对我们的作用就是抑制我们躁动的心啊；其次呢，就是对治（注：转写"对峙"）我们对自他的贪欲啊。至少我们把这两点先学会啊，后面我们再来（学）其他的更深入的啊。</w:t>
+              <w:t>[01:00:37] 所以说，为什么叫护卫禅呢？就是保护你能够在禅观的路上，平平稳稳地往前走啊。所以，三十二身分呢，首先对我们的作用就是抑制我们躁动的心啊；其次呢，就是对治我们对自他的贪欲啊。至少我们把这两点先学会啊，后面我们再来（学）其他的更深入的啊。</w:t>
             </w:r>
           </w:p>
         </w:tc>
@@ -9472,7 +9472,7 @@
                 <w:color w:val="333333"/>
                 <w:sz w:val="22"/>
               </w:rPr>
-              <w:t>[01:01:03] 你水平高的时候呢，你可以直接进入你身体的器官啊：你有肿瘤啊、你有什么结节啊？因为我们（有学员）以前长了三个子宫肌瘤啊。那修三十二身分（注：转写"修三的这分"），看到，然后深入到这肌瘤里面去，去观察它——过去由于什么原因造成这个肌瘤的（心）境，就出来了；有的（心）境可以追溯到很过去、很多生啊，那至少这一生的一些印象它就会出来啊。然后这些印象出来，把那件事情做个梳理啊，然后再对你的子宫肌瘤修火遍（注：转写"修火器"），做一下（观）热（注：转写"热热热"）啊。这个（三个）以后，现在变两个了：基本上它都已经软化了——原来那个子宫肌瘤，把心放进去，感觉就像在寒冰地狱里面一样的；那现在觉得比较柔软了啊，温度上来了啊。你只要坚持，一年左右它自己会消亡啊。</w:t>
+              <w:t>[01:01:03] 你水平高的时候呢，你可以直接进入你身体的器官啊：你有肿瘤啊、你有什么结节啊？因为我们（有学员）以前长了三个子宫肌瘤啊。那修三十二身分，看到，然后深入到这肌瘤里面去，去观察它——过去由于什么原因造成这个肌瘤的（心）境，就出来了；有的（心）境可以追溯到很过去、很多生啊，那至少这一生的一些印象它就会出来啊。然后这些印象出来，把那件事情做个梳理啊，然后再对你的子宫肌瘤修火遍，做一下（观）热啊。这个（三个）以后，现在变两个了：基本上它都已经软化了——原来那个子宫肌瘤，把心放进去，感觉就像在寒冰地狱里面一样的；那现在觉得比较柔软了啊，温度上来了啊。你只要坚持，一年左右它自己会消亡啊。</w:t>
             </w:r>
           </w:p>
         </w:tc>
@@ -9568,7 +9568,7 @@
                 <w:color w:val="333333"/>
                 <w:sz w:val="22"/>
               </w:rPr>
-              <w:t>[01:02:20] 就像我们在缅甸的时候，当时有一位西亚多啊，他（的）一个居士呢，他这个女儿呢，突然肚子痛啊：缅甸的医疗手段，各医院检查检查不出来啊，肚子痛来好几天了，大便也拉不出来啊。他没办法，就请他的师父来——我们的（人名，注：转写"不给西亚多南邦德那西亚多"，破碎）西亚多啊。他去到这个医院，坐在那看了一下，说：这个是肠梗阻（注：转写"肠梗堵"）啊，这个小女孩肠梗阻啊，那是在一个很隐蔽的地方啊——就是肠子的下边，里面两个套到一块儿了啊。缅甸的医生呢，居然也敢信，就是在这个地方，然后开刀开下去——而真的是在那个地方啊。用其他医疗手段看不到，我们的西亚多把它看到了。</w:t>
+              <w:t>[01:02:20] 就像我们在缅甸的时候，当时有一位西亚多啊，他（的）一个居士呢，他这个女儿呢，突然肚子痛啊：缅甸的医疗手段，各医院检查检查不出来啊，肚子痛来好几天了，大便也拉不出来啊。他没办法，就请他的师父来——我们的西亚多啊。他去到这个医院，坐在那看了一下，说：这个是肠梗阻啊，这个小女孩肠梗阻啊，那是在一个很隐蔽的地方啊——就是肠子的下边，里面两个套到一块儿了啊。缅甸的医生呢，居然也敢信，就是在这个地方，然后开刀开下去——而真的是在那个地方啊。用其他医疗手段看不到，我们的西亚多把它看到了。</w:t>
             </w:r>
           </w:p>
         </w:tc>
@@ -9616,7 +9616,7 @@
                 <w:color w:val="333333"/>
                 <w:sz w:val="22"/>
               </w:rPr>
-              <w:t>[01:03:15] 所以我们的西亚多（注：转写"小亚多"）从那以后名声大振，神通第一啊。这是不需要太大的神通啊，基本上你（有）稳定的禅那（注：转写"市场"）就能看到。以后大家也可以（做到）。那现在我们没有到这个程度呢，就用它来作为平静我们的心啊，作为去除我们的贪欲啊。好，那么这个是简单地给大家过完哈。那么大家呢，可以现在坐着哈，我跟大家引导一下啊，然后大家以后自己再去练习啊。</w:t>
+              <w:t>[01:03:15] 所以我们的西亚多从那以后名声大振，神通第一啊。这是不需要太大的神通啊，基本上你（有）稳定的禅那就能看到。以后大家也可以（做到）。那现在我们没有到这个程度呢，就用它来作为平静我们的心啊，作为去除我们的贪欲啊。好，那么这个是简单地给大家过完哈。那么大家呢，可以现在坐着哈，我跟大家引导一下啊，然后大家以后自己再去练习啊。</w:t>
             </w:r>
           </w:p>
         </w:tc>
@@ -10009,7 +10009,7 @@
                 <w:color w:val="333333"/>
                 <w:sz w:val="22"/>
               </w:rPr>
-              <w:t>[00:15:31] 肠呢，有小肠有大肠。小肠呢，就在腹腔的正中间；大肠呢，是围绕着小肠。大肠呢有升（结）肠、横（结）肠和降（结）肠（注：转写"升直肠、横直肠和降直肠"，按解剖通名校为升结肠、横结肠、降结肠）。这个通向肛门的是直肠啊。（其后一句转写"价值厂"破碎，略。）</w:t>
+              <w:t>[00:15:31] 肠呢，有小肠有大肠。小肠呢，就在腹腔的正中间；大肠呢，是围绕着小肠。大肠呢有升（结）肠、横（结）肠和降（结）肠。这个通向肛门的是直肠啊。</w:t>
             </w:r>
           </w:p>
         </w:tc>
@@ -10305,7 +10305,7 @@
                 <w:color w:val="333333"/>
                 <w:sz w:val="22"/>
               </w:rPr>
-              <w:t>[00:19:29] 这也很有意思：这个中医呢，说"汗为心之液"啊。中医的典籍里面说呢，汗为心之液，所以如果流汗过多呢，它会耗心血啊。那从阿毗达摩来观察呢，也很有意思：就是这个汗下面有时节生色（注：转写"新生色法"）啊。那眼泪有时节生色，大家容易理解：一哭啊，他就流很多眼泪；一伤心啊，流很多眼泪；一高兴啊，流很多眼泪，所以（它）有时节生色可以理解啊。那汗它呢，也有时节生色，但是尿呢没有时节生色。</w:t>
+              <w:t>[00:19:29] 这也很有意思：这个中医呢，说"汗为心之液"啊。中医的典籍里面说呢，汗为心之液，所以如果流汗过多呢，它会耗心血啊。那从阿毗达摩来观察呢，也很有意思：就是这个汗下面有时节生色啊。那眼泪有时节生色，大家容易理解：一哭啊，他就流很多眼泪；一伤心啊，流很多眼泪；一高兴啊，流很多眼泪，所以（它）有时节生色可以理解啊。那汗它呢，也有时节生色，但是尿呢没有时节生色。</w:t>
             </w:r>
           </w:p>
         </w:tc>
@@ -10373,7 +10373,7 @@
                 <w:color w:val="333333"/>
                 <w:sz w:val="22"/>
               </w:rPr>
-              <w:t>[00:47:32] 心（路）平静下来呢，我们就可以转向我们的根本业处（注：转写"根本约出"）。</w:t>
+              <w:t>[00:47:32] 心（路）平静下来呢，我们就可以转向我们的根本业处。</w:t>
             </w:r>
           </w:p>
         </w:tc>
@@ -10421,7 +10421,7 @@
                 <w:color w:val="333333"/>
                 <w:sz w:val="22"/>
               </w:rPr>
-              <w:t>[00:47:42] 希望修入出息（注：转写"陆数习"）的同学呢，就回到心里跟自己（注：转写"心灵跟他讲"，据语境整理）讲：我们现在开始修行入出息（注：转写"副主席"）。你如果已经习惯了在鼻端（注：转写"弊端"）、或者鼻孔内部、或者人中——也就是鼻子以下（上唇以上）的区域（知道气息，注：其后一句转写破碎），你就在那里知道。</w:t>
+              <w:t>[00:47:42] 希望修入出息的同学呢，就回到心里跟自己讲：我们现在开始修行入出息。你如果已经习惯了在鼻端、或者鼻孔内部、或者人中——也就是鼻子以下（上唇以上）的区域（知道气息，注：其后一句转写破碎），你就在那里知道。</w:t>
             </w:r>
           </w:p>
         </w:tc>
@@ -10469,7 +10469,7 @@
                 <w:color w:val="333333"/>
                 <w:sz w:val="22"/>
               </w:rPr>
-              <w:t>[00:48:21] 如果心不平静的人呢，建议要回到心脏。你也可以让这个（身分，注：转写"线路去主行商法"，破碎）在心里面呈现出来。如果我们感觉到入息、出息（的相，注：转写"三法"）不清晰，那不是入出息（本身）的问题，那是我们心的问题。（要）围绕心，陪伴一下心，看看它是有什么事儿，而不能够安住于业处。如实——这是指：呼吸的状态是怎么样，就接受那个状态，不去规划、不去控制、不做要求，如实自然。如果这时候不会放松，也可以随着一呼一吸，让自己不断地放松。这个放松跟我们的觉察呢，也是有一个平衡把握：放得过松呢，可能就会睡着；管控（过紧）呢，可能又会抓取。要找到自己的平衡点。</w:t>
+              <w:t>[00:48:21] 如果心不平静的人呢，建议要回到心脏。你也可以让这个在心里面呈现出来。如果我们感觉到入息、出息不清晰，那不是入出息（本身）的问题，那是我们心的问题。（要）围绕心，陪伴一下心，看看它是有什么事儿，而不能够安住于业处。如实——这是指：呼吸的状态是怎么样，就接受那个状态，不去规划、不去控制、不做要求，如实自然。如果这时候不会放松，也可以随着一呼一吸，让自己不断地放松。这个放松跟我们的觉察呢，也是有一个平衡把握：放得过松呢，可能就会睡着；管控（过紧）呢，可能又会抓取。要找到自己的平衡点。</w:t>
             </w:r>
           </w:p>
         </w:tc>
